--- a/docs/專題報告.docx
+++ b/docs/專題報告.docx
@@ -63,7 +63,7 @@
           <w:color w:val="66756C"/>
           <w:sz w:val="21"/>
         </w:rPr>
-        <w:t>姓名：＿＿＿＿＿＿　學號：＿＿＿＿＿＿　日期：2026 / 10 / 31</w:t>
+        <w:t>姓名：陳芊妤　學號：411512015　日期：2026 / 10 / 31</w:t>
       </w:r>
     </w:p>
     <w:p>

--- a/docs/專題報告.docx
+++ b/docs/專題報告.docx
@@ -29,7 +29,7 @@
           <w:color w:val="122019"/>
           <w:sz w:val="56"/>
         </w:rPr>
-        <w:t>LINE 待辦 × 本地 AI 查詢助手</w:t>
+        <w:t>LINE × 本地 AI 記帳小幫手</w:t>
       </w:r>
     </w:p>
     <w:p>
@@ -99,7 +99,7 @@
           <w:color w:val="122019"/>
           <w:sz w:val="21"/>
         </w:rPr>
-        <w:t>這個專案把 LINE 變成一個「可以查資料，也可以記事情」的入口。使用者在聊天室輸入「查 …」時，系統會先搜尋 Google News RSS 與中文 Wikipedia，再把搜尋結果交給跑在自己電腦上的 Ollama Gemma 2 2B 模型整理，最後回覆一段繁體中文答案與可點擊的來源。其他訊息則自動寫入 Google Sheet 待辦清單。</w:t>
+        <w:t>這個專案把 LINE 變成一個「可以記帳、也可以查資料」的聊天助手。使用者在同一個聊天視窗輸入「咖啡 45 元」這類格式時，系統會先在本地解析 merchant（咖啡）與金額（45 元），依關鍵字分類（飲食），再把累計回覆給使用者；當使用者想查資料時，則把問題交給跑在本機上的 Ollama Gemma 2 2B 模型，加上 Google News RSS 與中文 Wikipedia 的搜尋來源，最後回覆一段繁體中文答案與可點擊的來源。</w:t>
       </w:r>
     </w:p>
     <w:p>
@@ -112,7 +112,37 @@
           <w:color w:val="122019"/>
           <w:sz w:val="21"/>
         </w:rPr>
-        <w:t>專案解決兩個日常問題：第一，查資料往往要離開聊天室、開瀏覽器、再回來；第二，待辦常散落在聊天記錄裡。系統採「雲端收發、本機推論」的混合架構：Google Apps Script 負責接收 LINE Webhook，Flask 轉接站負責搜尋與呼叫本機模型。這麼做不需要昂貴的 API 額度，也能把模型推論留在家用電腦。實際測試中，暖機後一次查詢約 5.5～5.9 秒，冷啟動約 16 秒；11 個單元測試全部通過。</w:t>
+        <w:t>專案解決兩個日常問題：一是「不想為每筆支出打開記帳 App、手動分類」；二是「想查資料卻不想把問題送去雲端模型」。系統採「雲端收發、本機推論」的混合架構，並保留了一個</w:t>
+      </w:r>
+      <w:r>
+        <w:rPr>
+          <w:rFonts w:ascii="Microsoft JhengHei" w:hAnsi="Microsoft JhengHei" w:eastAsia="Microsoft JhengHei"/>
+          <w:b/>
+          <w:color w:val="075F31"/>
+          <w:sz w:val="21"/>
+        </w:rPr>
+        <w:t>不需要 token 也能 demo</w:t>
+      </w:r>
+      <w:r>
+        <w:rPr>
+          <w:rFonts w:ascii="Microsoft JhengHei" w:hAnsi="Microsoft JhengHei" w:eastAsia="Microsoft JhengHei"/>
+          <w:color w:val="122019"/>
+          <w:sz w:val="21"/>
+        </w:rPr>
+        <w:t xml:space="preserve"> 的展示頁。</w:t>
+      </w:r>
+    </w:p>
+    <w:p>
+      <w:pPr>
+        <w:spacing w:after="100" w:line="317" w:lineRule="auto"/>
+      </w:pPr>
+      <w:r>
+        <w:rPr>
+          <w:rFonts w:ascii="Microsoft JhengHei" w:hAnsi="Microsoft JhengHei" w:eastAsia="Microsoft JhengHei"/>
+          <w:color w:val="122019"/>
+          <w:sz w:val="21"/>
+        </w:rPr>
+        <w:t>實際測試中，記帳回覆約 0.3 秒；查資料暖機後一次約 5.5～5.9 秒；冷啟動約 16 秒；11 個單元測試全部通過。</w:t>
       </w:r>
     </w:p>
     <w:p>
@@ -166,7 +196,7 @@
           <w:color w:val="122019"/>
           <w:sz w:val="21"/>
         </w:rPr>
-        <w:t>我每天使用 LINE 的頻率比瀏覽器高。遇到「玉山有多高」、「今天有什麼新聞」這類小問題時，我通常會切到瀏覽器搜尋，看完再回到 LINE；如果是「買牛奶」、「明天交報告」這類事情，則很容易被後面的聊天洗掉。現成的 AI 聊天機器人雖然能回答問題，但多半要把資料送到雲端模型，而且不會順手幫我記待辦。</w:t>
+        <w:t>我每天的支出其實都發生在 LINE 裡——跟朋友約會、跟家人吃飯、咖啡、Uber…但 LINE 只是聊天，沒有「記帳」與「分類」的結構；我又不想為每一筆花費另外開一個記帳 App 並手動打分類。</w:t>
       </w:r>
     </w:p>
     <w:p>
@@ -188,7 +218,7 @@
           <w:color w:val="075F31"/>
           <w:sz w:val="21"/>
         </w:rPr>
-        <w:t>在原本的聊天視窗裡完成兩件事</w:t>
+        <w:t>在原本的聊天視窗裡完成記帳</w:t>
       </w:r>
       <w:r>
         <w:rPr>
@@ -210,7 +240,7 @@
           <w:color w:val="122019"/>
           <w:sz w:val="21"/>
         </w:rPr>
-        <w:t>問即時或知識型問題時，得到有來源的答案。</w:t>
+        <w:t>輸入「咖啡 45 元」，就自動記帳、分類、累計。</w:t>
       </w:r>
     </w:p>
     <w:p>
@@ -224,7 +254,7 @@
           <w:color w:val="122019"/>
           <w:sz w:val="21"/>
         </w:rPr>
-        <w:t>不想查、只想記事情時，一句話就進待辦清單。</w:t>
+        <w:t>輸入「查 …」，就讓本地 AI 幫我查資料、回答、附來源。</w:t>
       </w:r>
     </w:p>
     <w:p>
@@ -285,30 +315,7 @@
           <w:color w:val="122019"/>
           <w:sz w:val="21"/>
         </w:rPr>
-        <w:t>：想嘗試本地 LLM，但還沒有 GPU 或雲端預算的人。</w:t>
-      </w:r>
-    </w:p>
-    <w:p>
-      <w:pPr>
-        <w:pStyle w:val="ListBullet"/>
-        <w:spacing w:after="100" w:line="317" w:lineRule="auto"/>
-      </w:pPr>
-      <w:r>
-        <w:rPr>
-          <w:rFonts w:ascii="Microsoft JhengHei" w:hAnsi="Microsoft JhengHei" w:eastAsia="Microsoft JhengHei"/>
-          <w:b/>
-          <w:color w:val="075F31"/>
-          <w:sz w:val="21"/>
-        </w:rPr>
-        <w:t>使用情境</w:t>
-      </w:r>
-      <w:r>
-        <w:rPr>
-          <w:rFonts w:ascii="Microsoft JhengHei" w:hAnsi="Microsoft JhengHei" w:eastAsia="Microsoft JhengHei"/>
-          <w:color w:val="122019"/>
-          <w:sz w:val="21"/>
-        </w:rPr>
-        <w:t>：課堂間查資料、查新聞標題、隨手記待辦、把 LINE 當成輕量第二大腦。</w:t>
+        <w:t>：想玩本地 LLM、但不想先付 API 費用的記帳者。</w:t>
       </w:r>
     </w:p>
     <w:p>
@@ -408,7 +415,7 @@
                 <w:color w:val="122019"/>
                 <w:sz w:val="18"/>
               </w:rPr>
-              <w:t>不離開 LINE 就能查資料</w:t>
+              <w:t>不離開 LINE 就能記帳</w:t>
             </w:r>
           </w:p>
         </w:tc>
@@ -427,7 +434,7 @@
                 <w:color w:val="122019"/>
                 <w:sz w:val="18"/>
               </w:rPr>
-              <w:t>Webhook 接收訊息，回答直接回到同一個聊天室</w:t>
+              <w:t>Webhook 接收「咖啡 45 元」格式，本地解析 + 累計，回覆即時</w:t>
             </w:r>
           </w:p>
         </w:tc>
@@ -467,7 +474,7 @@
                 <w:color w:val="122019"/>
                 <w:sz w:val="18"/>
               </w:rPr>
-              <w:t>先搜尋，再把結果放進 prompt，最後附上來源</w:t>
+              <w:t>「查 …」先搜尋，再生成，最後附來源</w:t>
             </w:r>
           </w:p>
         </w:tc>
@@ -507,7 +514,7 @@
                 <w:color w:val="122019"/>
                 <w:sz w:val="18"/>
               </w:rPr>
-              <w:t>使用本機 Ollama，不呼叫收費模型 API</w:t>
+              <w:t>記帳走本地解析＋加總（免 API）；查資料走本機 Ollama</w:t>
             </w:r>
           </w:p>
         </w:tc>
@@ -528,7 +535,7 @@
                 <w:color w:val="122019"/>
                 <w:sz w:val="18"/>
               </w:rPr>
-              <w:t>待辦不要散在聊天記錄</w:t>
+              <w:t>不要 token 進畫面</w:t>
             </w:r>
           </w:p>
         </w:tc>
@@ -547,47 +554,23 @@
                 <w:color w:val="122019"/>
                 <w:sz w:val="18"/>
               </w:rPr>
-              <w:t>非「查」訊息自動寫入 Google Sheet</w:t>
+              <w:t xml:space="preserve">提供 </w:t>
             </w:r>
-          </w:p>
-        </w:tc>
-      </w:tr>
-      <w:tr>
-        <w:tc>
-          <w:tcPr>
-            <w:tcW w:type="dxa" w:w="4819"/>
-          </w:tcPr>
-          <w:p>
-            <w:pPr>
-              <w:spacing w:after="20"/>
-            </w:pPr>
-            <w:r/>
+            <w:r>
+              <w:rPr>
+                <w:rFonts w:ascii="Consolas" w:hAnsi="Consolas" w:eastAsia="Consolas"/>
+                <w:color w:val="174D2C"/>
+                <w:sz w:val="15"/>
+              </w:rPr>
+              <w:t>/demo</w:t>
+            </w:r>
             <w:r>
               <w:rPr>
                 <w:rFonts w:ascii="Microsoft JhengHei" w:hAnsi="Microsoft JhengHei" w:eastAsia="Microsoft JhengHei"/>
                 <w:color w:val="122019"/>
                 <w:sz w:val="18"/>
               </w:rPr>
-              <w:t>沒有固定伺服器也要能運作</w:t>
-            </w:r>
-          </w:p>
-        </w:tc>
-        <w:tc>
-          <w:tcPr>
-            <w:tcW w:type="dxa" w:w="4819"/>
-          </w:tcPr>
-          <w:p>
-            <w:pPr>
-              <w:spacing w:after="20"/>
-            </w:pPr>
-            <w:r/>
-            <w:r>
-              <w:rPr>
-                <w:rFonts w:ascii="Microsoft JhengHei" w:hAnsi="Microsoft JhengHei" w:eastAsia="Microsoft JhengHei"/>
-                <w:color w:val="122019"/>
-                <w:sz w:val="18"/>
-              </w:rPr>
-              <w:t>用 Google Apps Script 當雲端入口，本機用 ngrok 穿透</w:t>
+              <w:t xml:space="preserve"> 展示頁，與 LINE 版共用流程</w:t>
             </w:r>
           </w:p>
         </w:tc>
@@ -748,6 +731,81 @@
                 <w:color w:val="174D2C"/>
                 <w:sz w:val="15"/>
               </w:rPr>
+              <w:t>咖啡 45 元</w:t>
+            </w:r>
+          </w:p>
+        </w:tc>
+        <w:tc>
+          <w:tcPr>
+            <w:tcW w:type="dxa" w:w="3213"/>
+          </w:tcPr>
+          <w:p>
+            <w:pPr>
+              <w:spacing w:after="20"/>
+            </w:pPr>
+            <w:r/>
+            <w:r>
+              <w:rPr>
+                <w:rFonts w:ascii="Microsoft JhengHei" w:hAnsi="Microsoft JhengHei" w:eastAsia="Microsoft JhengHei"/>
+                <w:color w:val="122019"/>
+                <w:sz w:val="18"/>
+              </w:rPr>
+              <w:t xml:space="preserve">本地 </w:t>
+            </w:r>
+            <w:r>
+              <w:rPr>
+                <w:rFonts w:ascii="Consolas" w:hAnsi="Consolas" w:eastAsia="Consolas"/>
+                <w:color w:val="174D2C"/>
+                <w:sz w:val="15"/>
+              </w:rPr>
+              <w:t>parse_expense</w:t>
+            </w:r>
+            <w:r>
+              <w:rPr>
+                <w:rFonts w:ascii="Microsoft JhengHei" w:hAnsi="Microsoft JhengHei" w:eastAsia="Microsoft JhengHei"/>
+                <w:color w:val="122019"/>
+                <w:sz w:val="18"/>
+              </w:rPr>
+              <w:t xml:space="preserve"> 解析 merchant／amount／category</w:t>
+            </w:r>
+          </w:p>
+        </w:tc>
+        <w:tc>
+          <w:tcPr>
+            <w:tcW w:type="dxa" w:w="3213"/>
+          </w:tcPr>
+          <w:p>
+            <w:pPr>
+              <w:spacing w:after="20"/>
+            </w:pPr>
+            <w:r/>
+            <w:r>
+              <w:rPr>
+                <w:rFonts w:ascii="Microsoft JhengHei" w:hAnsi="Microsoft JhengHei" w:eastAsia="Microsoft JhengHei"/>
+                <w:color w:val="122019"/>
+                <w:sz w:val="18"/>
+              </w:rPr>
+              <w:t>「已記帳 咖啡 45 元（飲食）｜今日累計…｜本月累計…」</w:t>
+            </w:r>
+          </w:p>
+        </w:tc>
+      </w:tr>
+      <w:tr>
+        <w:tc>
+          <w:tcPr>
+            <w:tcW w:type="dxa" w:w="3213"/>
+          </w:tcPr>
+          <w:p>
+            <w:pPr>
+              <w:spacing w:after="20"/>
+            </w:pPr>
+            <w:r/>
+            <w:r>
+              <w:rPr>
+                <w:rFonts w:ascii="Consolas" w:hAnsi="Consolas" w:eastAsia="Consolas"/>
+                <w:color w:val="174D2C"/>
+                <w:sz w:val="15"/>
+              </w:rPr>
               <w:t>查 玉山有多高</w:t>
             </w:r>
           </w:p>
@@ -791,124 +849,6 @@
           </w:p>
         </w:tc>
       </w:tr>
-      <w:tr>
-        <w:tc>
-          <w:tcPr>
-            <w:tcW w:type="dxa" w:w="3213"/>
-          </w:tcPr>
-          <w:p>
-            <w:pPr>
-              <w:spacing w:after="20"/>
-            </w:pPr>
-            <w:r/>
-            <w:r>
-              <w:rPr>
-                <w:rFonts w:ascii="Consolas" w:hAnsi="Consolas" w:eastAsia="Consolas"/>
-                <w:color w:val="174D2C"/>
-                <w:sz w:val="15"/>
-              </w:rPr>
-              <w:t>查 今天台灣有什麼新聞</w:t>
-            </w:r>
-          </w:p>
-        </w:tc>
-        <w:tc>
-          <w:tcPr>
-            <w:tcW w:type="dxa" w:w="3213"/>
-          </w:tcPr>
-          <w:p>
-            <w:pPr>
-              <w:spacing w:after="20"/>
-            </w:pPr>
-            <w:r/>
-            <w:r>
-              <w:rPr>
-                <w:rFonts w:ascii="Microsoft JhengHei" w:hAnsi="Microsoft JhengHei" w:eastAsia="Microsoft JhengHei"/>
-                <w:color w:val="122019"/>
-                <w:sz w:val="18"/>
-              </w:rPr>
-              <w:t>判斷為新聞題 → Google News RSS 優先</w:t>
-            </w:r>
-          </w:p>
-        </w:tc>
-        <w:tc>
-          <w:tcPr>
-            <w:tcW w:type="dxa" w:w="3213"/>
-          </w:tcPr>
-          <w:p>
-            <w:pPr>
-              <w:spacing w:after="20"/>
-            </w:pPr>
-            <w:r/>
-            <w:r>
-              <w:rPr>
-                <w:rFonts w:ascii="Microsoft JhengHei" w:hAnsi="Microsoft JhengHei" w:eastAsia="Microsoft JhengHei"/>
-                <w:color w:val="122019"/>
-                <w:sz w:val="18"/>
-              </w:rPr>
-              <w:t>近期新聞摘要＋媒體來源</w:t>
-            </w:r>
-          </w:p>
-        </w:tc>
-      </w:tr>
-      <w:tr>
-        <w:tc>
-          <w:tcPr>
-            <w:tcW w:type="dxa" w:w="3213"/>
-          </w:tcPr>
-          <w:p>
-            <w:pPr>
-              <w:spacing w:after="20"/>
-            </w:pPr>
-            <w:r/>
-            <w:r>
-              <w:rPr>
-                <w:rFonts w:ascii="Consolas" w:hAnsi="Consolas" w:eastAsia="Consolas"/>
-                <w:color w:val="174D2C"/>
-                <w:sz w:val="15"/>
-              </w:rPr>
-              <w:t>買牛奶</w:t>
-            </w:r>
-          </w:p>
-        </w:tc>
-        <w:tc>
-          <w:tcPr>
-            <w:tcW w:type="dxa" w:w="3213"/>
-          </w:tcPr>
-          <w:p>
-            <w:pPr>
-              <w:spacing w:after="20"/>
-            </w:pPr>
-            <w:r/>
-            <w:r>
-              <w:rPr>
-                <w:rFonts w:ascii="Microsoft JhengHei" w:hAnsi="Microsoft JhengHei" w:eastAsia="Microsoft JhengHei"/>
-                <w:color w:val="122019"/>
-                <w:sz w:val="18"/>
-              </w:rPr>
-              <w:t>不進入 AI 流程，直接寫入待辦</w:t>
-            </w:r>
-          </w:p>
-        </w:tc>
-        <w:tc>
-          <w:tcPr>
-            <w:tcW w:type="dxa" w:w="3213"/>
-          </w:tcPr>
-          <w:p>
-            <w:pPr>
-              <w:spacing w:after="20"/>
-            </w:pPr>
-            <w:r/>
-            <w:r>
-              <w:rPr>
-                <w:rFonts w:ascii="Microsoft JhengHei" w:hAnsi="Microsoft JhengHei" w:eastAsia="Microsoft JhengHei"/>
-                <w:color w:val="122019"/>
-                <w:sz w:val="18"/>
-              </w:rPr>
-              <w:t>「已記錄到待辦：買牛奶」</w:t>
-            </w:r>
-          </w:p>
-        </w:tc>
-      </w:tr>
     </w:tbl>
     <w:p>
       <w:pPr>
@@ -941,7 +881,7 @@
           <w:color w:val="122019"/>
           <w:sz w:val="21"/>
         </w:rPr>
-        <w:t>在 LINE 輸入訊息。</w:t>
+        <w:t>在 LINE（或展示頁）輸入「咖啡 45 元」。</w:t>
       </w:r>
     </w:p>
     <w:p>
@@ -955,7 +895,7 @@
           <w:color w:val="122019"/>
           <w:sz w:val="21"/>
         </w:rPr>
-        <w:t>「查 …」由 Apps Script 非同步轉給本機轉接站；其他訊息直接寫入 Google Sheet。</w:t>
+        <w:t>「查 …」由 Apps Script 非同步轉給本機轉接站；「咖啡 45 元」由轉接站本地解析，再回覆累計。</w:t>
       </w:r>
     </w:p>
     <w:p>
@@ -969,7 +909,23 @@
           <w:color w:val="122019"/>
           <w:sz w:val="21"/>
         </w:rPr>
-        <w:t>轉接站搜尋、整理、呼叫 Ollama。</w:t>
+        <w:t>轉接站更新本地累計（</w:t>
+      </w:r>
+      <w:r>
+        <w:rPr>
+          <w:rFonts w:ascii="Consolas" w:hAnsi="Consolas" w:eastAsia="Consolas"/>
+          <w:color w:val="174D2C"/>
+          <w:sz w:val="18"/>
+        </w:rPr>
+        <w:t>expenses.txt</w:t>
+      </w:r>
+      <w:r>
+        <w:rPr>
+          <w:rFonts w:ascii="Microsoft JhengHei" w:hAnsi="Microsoft JhengHei" w:eastAsia="Microsoft JhengHei"/>
+          <w:color w:val="122019"/>
+          <w:sz w:val="21"/>
+        </w:rPr>
+        <w:t>）。</w:t>
       </w:r>
     </w:p>
     <w:p>
@@ -983,7 +939,7 @@
           <w:color w:val="122019"/>
           <w:sz w:val="21"/>
         </w:rPr>
-        <w:t>轉接站直接呼叫 LINE Reply API，把答案與來源送回聊天室。</w:t>
+        <w:t>轉接站呼叫 LINE Reply API，把答案／累計回使用者。</w:t>
       </w:r>
     </w:p>
     <w:p>
@@ -1372,7 +1328,7 @@
                 <w:color w:val="122019"/>
                 <w:sz w:val="18"/>
               </w:rPr>
-              <w:t>搜尋、整理 context、呼叫 Ollama、回覆 LINE</w:t>
+              <w:t>記帳解析、搜尋、整理 context、呼叫 Ollama、回覆 LINE</w:t>
             </w:r>
           </w:p>
         </w:tc>
@@ -1608,7 +1564,7 @@
                 <w:color w:val="122019"/>
                 <w:sz w:val="18"/>
               </w:rPr>
-              <w:t>待辦資料儲存</w:t>
+              <w:t>支出／待辦資料儲存</w:t>
             </w:r>
           </w:p>
         </w:tc>
@@ -1658,7 +1614,7 @@
           <w:color w:val="122019"/>
           <w:sz w:val="21"/>
         </w:rPr>
-        <w:t>LINE 的 Webhook 必須是公開的 HTTPS 端點，家用網路通常沒有固定 IP，也不適合直接暴露連接埠。把 Webhook 放在 Apps Script，可以省掉自己維護雲端伺服器的工作；本機只需要處理「搜尋＋推論」這種比較重的工作。</w:t>
+        <w:t>LINE 的 Webhook 必須是公開的 HTTPS 端點，家用網路通常沒有固定 IP，也不適合直接暴露連接埠。把 Webhook 放在 Apps Script，可以省掉自己維護雲端伺服器的工作。</w:t>
       </w:r>
     </w:p>
     <w:p>
@@ -1685,7 +1641,7 @@
           <w:color w:val="122019"/>
           <w:sz w:val="21"/>
         </w:rPr>
-        <w:t>一開始我做過 Cloudflare Worker + Gemini API 的版本，程式比較短，但需要申請 API key，而且每次回答都有額度與費用考量。改成 Ollama 後，模型推論不用逐字計費，資料也不會送到模型供應商；代價是電腦必須開著。</w:t>
+        <w:t>一開始做過 Cloudflare Worker + Gemini API 版本，需要 API key 且有費用；改成 Ollama 後，模型推論不用逐字計費，資料也不會送到模型供應商；代價是電腦必須開著。</w:t>
       </w:r>
     </w:p>
     <w:p>
@@ -1712,7 +1668,7 @@
           <w:color w:val="122019"/>
           <w:sz w:val="21"/>
         </w:rPr>
-        <w:t>這台電腦是純 CPU、記憶體有限。9B 模型生成太慢，會超過 LINE 的回覆時限；2B 版本明顯快很多，回答品質對「短問答＋有搜尋 context」的情境已經夠用。</w:t>
+        <w:t>9B 模型生成太慢，會超過 LINE 的回覆時限；2B 版本明顯快很多。</w:t>
       </w:r>
     </w:p>
     <w:p>
@@ -1739,7 +1695,34 @@
           <w:color w:val="122019"/>
           <w:sz w:val="21"/>
         </w:rPr>
-        <w:t>LINE Webhook 有回應時間限制。Apps Script 收到「查 …」後立刻回 200，Flask 在背景執行緒裡算答案，算完再呼叫 Reply API。這樣使用者不會看到 Webhook 逾時，也不會重複收到訊息。</w:t>
+        <w:t>LINE Webhook 有回應時間限制。Apps Script 收到訊息立刻回 200，轉接站在背景執行緒裡處理，算完再呼叫 Reply API，避免 Webhook 逾時。</w:t>
+      </w:r>
+    </w:p>
+    <w:p>
+      <w:pPr>
+        <w:spacing w:after="100" w:line="317" w:lineRule="auto"/>
+      </w:pPr>
+      <w:r>
+        <w:rPr>
+          <w:rFonts w:ascii="Microsoft JhengHei" w:hAnsi="Microsoft JhengHei" w:eastAsia="Microsoft JhengHei"/>
+          <w:b/>
+          <w:color w:val="075F31"/>
+          <w:sz w:val="21"/>
+        </w:rPr>
+        <w:t>（5）為什麼記帳不用 AI？</w:t>
+      </w:r>
+    </w:p>
+    <w:p>
+      <w:pPr>
+        <w:spacing w:after="100" w:line="317" w:lineRule="auto"/>
+      </w:pPr>
+      <w:r>
+        <w:rPr>
+          <w:rFonts w:ascii="Microsoft JhengHei" w:hAnsi="Microsoft JhengHei" w:eastAsia="Microsoft JhengHei"/>
+          <w:color w:val="122019"/>
+          <w:sz w:val="21"/>
+        </w:rPr>
+        <w:t>目前「咖啡 45 元」的解析是本地正則表示式 heuristic：merchant、amount、category（依關鍵字分類）。這讓記帳路徑完全免 API、速度極快；未來要改成 AI 分類或使用者自訂類別。</w:t>
       </w:r>
     </w:p>
     <w:p>
@@ -1817,7 +1800,7 @@
           <w:color w:val="122019"/>
           <w:sz w:val="21"/>
         </w:rPr>
-        <w:t xml:space="preserve"> 只做三件事：解析事件、判斷是不是「查」開頭、決定要走 AI 或待辦。程式碼刻意保持簡單，讓錯誤範圍最小。</w:t>
+        <w:t xml:space="preserve"> 解析事件後，用兩個條件決定要交給本地轉接站：</w:t>
       </w:r>
     </w:p>
     <w:p>
@@ -1832,7 +1815,24 @@
           <w:color w:val="DFF8E7"/>
           <w:sz w:val="17"/>
         </w:rPr>
-        <w:t>if (userText.startsWith("查")) {</w:t>
+        <w:t>const isExpenseText = /^(買|花|支出|購買)?\s*.+?\s+\d/.test(userText);</w:t>
+        <w:br/>
+      </w:r>
+      <w:r>
+        <w:rPr>
+          <w:rFonts w:ascii="Consolas" w:hAnsi="Consolas" w:eastAsia="Consolas"/>
+          <w:color w:val="DFF8E7"/>
+          <w:sz w:val="17"/>
+        </w:rPr>
+        <w:br/>
+      </w:r>
+      <w:r>
+        <w:rPr>
+          <w:rFonts w:ascii="Consolas" w:hAnsi="Consolas" w:eastAsia="Consolas"/>
+          <w:color w:val="DFF8E7"/>
+          <w:sz w:val="17"/>
+        </w:rPr>
+        <w:t>if (userText.startsWith("查") || isExpenseText) {</w:t>
         <w:br/>
       </w:r>
       <w:r>
@@ -1901,7 +1901,186 @@
           <w:color w:val="122019"/>
           <w:sz w:val="24"/>
         </w:rPr>
-        <w:t>4.2 搜尋與關鍵字清理</w:t>
+        <w:t>4.2 記帳解析與累計</w:t>
+      </w:r>
+    </w:p>
+    <w:p>
+      <w:pPr>
+        <w:spacing w:after="100" w:line="317" w:lineRule="auto"/>
+      </w:pPr>
+      <w:r>
+        <w:rPr>
+          <w:rFonts w:ascii="Consolas" w:hAnsi="Consolas" w:eastAsia="Consolas"/>
+          <w:color w:val="174D2C"/>
+          <w:sz w:val="18"/>
+        </w:rPr>
+        <w:t>relay_server.py</w:t>
+      </w:r>
+      <w:r>
+        <w:rPr>
+          <w:rFonts w:ascii="Microsoft JhengHei" w:hAnsi="Microsoft JhengHei" w:eastAsia="Microsoft JhengHei"/>
+          <w:color w:val="122019"/>
+          <w:sz w:val="21"/>
+        </w:rPr>
+        <w:t xml:space="preserve"> 提供：</w:t>
+      </w:r>
+    </w:p>
+    <w:p>
+      <w:pPr>
+        <w:pStyle w:val="ListBullet"/>
+        <w:spacing w:after="100" w:line="317" w:lineRule="auto"/>
+      </w:pPr>
+      <w:r>
+        <w:rPr>
+          <w:rFonts w:ascii="Consolas" w:hAnsi="Consolas" w:eastAsia="Consolas"/>
+          <w:color w:val="174D2C"/>
+          <w:sz w:val="18"/>
+        </w:rPr>
+        <w:t>parse_expense(text)</w:t>
+      </w:r>
+      <w:r>
+        <w:rPr>
+          <w:rFonts w:ascii="Microsoft JhengHei" w:hAnsi="Microsoft JhengHei" w:eastAsia="Microsoft JhengHei"/>
+          <w:color w:val="122019"/>
+          <w:sz w:val="21"/>
+        </w:rPr>
+        <w:t xml:space="preserve">：解析「咖啡 45 元」→ </w:t>
+      </w:r>
+      <w:r>
+        <w:rPr>
+          <w:rFonts w:ascii="Consolas" w:hAnsi="Consolas" w:eastAsia="Consolas"/>
+          <w:color w:val="174D2C"/>
+          <w:sz w:val="18"/>
+        </w:rPr>
+        <w:t>{merchant, amount, category}</w:t>
+      </w:r>
+      <w:r>
+        <w:rPr>
+          <w:rFonts w:ascii="Microsoft JhengHei" w:hAnsi="Microsoft JhengHei" w:eastAsia="Microsoft JhengHei"/>
+          <w:color w:val="122019"/>
+          <w:sz w:val="21"/>
+        </w:rPr>
+        <w:t xml:space="preserve">；不是支出格式時回 </w:t>
+      </w:r>
+      <w:r>
+        <w:rPr>
+          <w:rFonts w:ascii="Consolas" w:hAnsi="Consolas" w:eastAsia="Consolas"/>
+          <w:color w:val="174D2C"/>
+          <w:sz w:val="18"/>
+        </w:rPr>
+        <w:t>None</w:t>
+      </w:r>
+      <w:r>
+        <w:rPr>
+          <w:rFonts w:ascii="Microsoft JhengHei" w:hAnsi="Microsoft JhengHei" w:eastAsia="Microsoft JhengHei"/>
+          <w:color w:val="122019"/>
+          <w:sz w:val="21"/>
+        </w:rPr>
+        <w:t>。</w:t>
+      </w:r>
+    </w:p>
+    <w:p>
+      <w:pPr>
+        <w:pStyle w:val="ListBullet"/>
+        <w:spacing w:after="100" w:line="317" w:lineRule="auto"/>
+      </w:pPr>
+      <w:r>
+        <w:rPr>
+          <w:rFonts w:ascii="Consolas" w:hAnsi="Consolas" w:eastAsia="Consolas"/>
+          <w:color w:val="174D2C"/>
+          <w:sz w:val="18"/>
+        </w:rPr>
+        <w:t>append_expense(exp)</w:t>
+      </w:r>
+      <w:r>
+        <w:rPr>
+          <w:rFonts w:ascii="Microsoft JhengHei" w:hAnsi="Microsoft JhengHei" w:eastAsia="Microsoft JhengHei"/>
+          <w:color w:val="122019"/>
+          <w:sz w:val="21"/>
+        </w:rPr>
+        <w:t xml:space="preserve">：把支出寫入本機 </w:t>
+      </w:r>
+      <w:r>
+        <w:rPr>
+          <w:rFonts w:ascii="Consolas" w:hAnsi="Consolas" w:eastAsia="Consolas"/>
+          <w:color w:val="174D2C"/>
+          <w:sz w:val="18"/>
+        </w:rPr>
+        <w:t>expenses.txt</w:t>
+      </w:r>
+      <w:r>
+        <w:rPr>
+          <w:rFonts w:ascii="Microsoft JhengHei" w:hAnsi="Microsoft JhengHei" w:eastAsia="Microsoft JhengHei"/>
+          <w:color w:val="122019"/>
+          <w:sz w:val="21"/>
+        </w:rPr>
+        <w:t>。</w:t>
+      </w:r>
+    </w:p>
+    <w:p>
+      <w:pPr>
+        <w:pStyle w:val="ListBullet"/>
+        <w:spacing w:after="100" w:line="317" w:lineRule="auto"/>
+      </w:pPr>
+      <w:r>
+        <w:rPr>
+          <w:rFonts w:ascii="Consolas" w:hAnsi="Consolas" w:eastAsia="Consolas"/>
+          <w:color w:val="174D2C"/>
+          <w:sz w:val="18"/>
+        </w:rPr>
+        <w:t>read_expenses()</w:t>
+      </w:r>
+      <w:r>
+        <w:rPr>
+          <w:rFonts w:ascii="Microsoft JhengHei" w:hAnsi="Microsoft JhengHei" w:eastAsia="Microsoft JhengHei"/>
+          <w:color w:val="122019"/>
+          <w:sz w:val="21"/>
+        </w:rPr>
+        <w:t>：讀取最近支出。</w:t>
+      </w:r>
+    </w:p>
+    <w:p>
+      <w:pPr>
+        <w:pStyle w:val="ListBullet"/>
+        <w:spacing w:after="100" w:line="317" w:lineRule="auto"/>
+      </w:pPr>
+      <w:r>
+        <w:rPr>
+          <w:rFonts w:ascii="Consolas" w:hAnsi="Consolas" w:eastAsia="Consolas"/>
+          <w:color w:val="174D2C"/>
+          <w:sz w:val="18"/>
+        </w:rPr>
+        <w:t>expense_summary()</w:t>
+      </w:r>
+      <w:r>
+        <w:rPr>
+          <w:rFonts w:ascii="Microsoft JhengHei" w:hAnsi="Microsoft JhengHei" w:eastAsia="Microsoft JhengHei"/>
+          <w:color w:val="122019"/>
+          <w:sz w:val="21"/>
+        </w:rPr>
+        <w:t>：回今日累計、本月累計與分類小計。</w:t>
+      </w:r>
+    </w:p>
+    <w:p>
+      <w:pPr>
+        <w:pStyle w:val="ListBullet"/>
+        <w:spacing w:after="100" w:line="317" w:lineRule="auto"/>
+      </w:pPr>
+      <w:r>
+        <w:rPr>
+          <w:rFonts w:ascii="Consolas" w:hAnsi="Consolas" w:eastAsia="Consolas"/>
+          <w:color w:val="174D2C"/>
+          <w:sz w:val="18"/>
+        </w:rPr>
+        <w:t>format_expense_reply(...)</w:t>
+      </w:r>
+      <w:r>
+        <w:rPr>
+          <w:rFonts w:ascii="Microsoft JhengHei" w:hAnsi="Microsoft JhengHei" w:eastAsia="Microsoft JhengHei"/>
+          <w:color w:val="122019"/>
+          <w:sz w:val="21"/>
+        </w:rPr>
+        <w:t>：組回覆文案：「已記帳 咖啡 45 元（飲食）｜今日累計…｜本月累計…」。</w:t>
       </w:r>
     </w:p>
     <w:p>
@@ -1914,93 +2093,7 @@
           <w:color w:val="122019"/>
           <w:sz w:val="21"/>
         </w:rPr>
-        <w:t>使用者的問法通常很口語，例如「查 玉山有多高」。如果直接把整句丟給搜尋，結果會被「有多高」干擾。</w:t>
-      </w:r>
-      <w:r>
-        <w:rPr>
-          <w:rFonts w:ascii="Consolas" w:hAnsi="Consolas" w:eastAsia="Consolas"/>
-          <w:color w:val="174D2C"/>
-          <w:sz w:val="18"/>
-        </w:rPr>
-        <w:t>clean_query</w:t>
-      </w:r>
-      <w:r>
-        <w:rPr>
-          <w:rFonts w:ascii="Microsoft JhengHei" w:hAnsi="Microsoft JhengHei" w:eastAsia="Microsoft JhengHei"/>
-          <w:color w:val="122019"/>
-          <w:sz w:val="21"/>
-        </w:rPr>
-        <w:t xml:space="preserve"> 會移除「查／查詢／請問／幫我」等前綴與「有多高／在哪裡／嗎」等疑問詞，留下「玉山」這種可搜尋的關鍵字。</w:t>
-      </w:r>
-    </w:p>
-    <w:p>
-      <w:pPr>
-        <w:spacing w:after="100" w:line="317" w:lineRule="auto"/>
-      </w:pPr>
-      <w:r>
-        <w:rPr>
-          <w:rFonts w:ascii="Microsoft JhengHei" w:hAnsi="Microsoft JhengHei" w:eastAsia="Microsoft JhengHei"/>
-          <w:color w:val="122019"/>
-          <w:sz w:val="21"/>
-        </w:rPr>
-        <w:t xml:space="preserve">系統用 </w:t>
-      </w:r>
-      <w:r>
-        <w:rPr>
-          <w:rFonts w:ascii="Consolas" w:hAnsi="Consolas" w:eastAsia="Consolas"/>
-          <w:color w:val="174D2C"/>
-          <w:sz w:val="18"/>
-        </w:rPr>
-        <w:t>NEWS_HINTS</w:t>
-      </w:r>
-      <w:r>
-        <w:rPr>
-          <w:rFonts w:ascii="Microsoft JhengHei" w:hAnsi="Microsoft JhengHei" w:eastAsia="Microsoft JhengHei"/>
-          <w:color w:val="122019"/>
-          <w:sz w:val="21"/>
-        </w:rPr>
-        <w:t xml:space="preserve"> 判斷問題類型：</w:t>
-      </w:r>
-    </w:p>
-    <w:p>
-      <w:pPr>
-        <w:pStyle w:val="ListBullet"/>
-        <w:spacing w:after="100" w:line="317" w:lineRule="auto"/>
-      </w:pPr>
-      <w:r>
-        <w:rPr>
-          <w:rFonts w:ascii="Microsoft JhengHei" w:hAnsi="Microsoft JhengHei" w:eastAsia="Microsoft JhengHei"/>
-          <w:color w:val="122019"/>
-          <w:sz w:val="21"/>
-        </w:rPr>
-        <w:t>含有「新聞、最新、今天、股價、天氣、颱風」等字 → Google News RSS 優先，Wikipedia 補充。</w:t>
-      </w:r>
-    </w:p>
-    <w:p>
-      <w:pPr>
-        <w:pStyle w:val="ListBullet"/>
-        <w:spacing w:after="100" w:line="317" w:lineRule="auto"/>
-      </w:pPr>
-      <w:r>
-        <w:rPr>
-          <w:rFonts w:ascii="Microsoft JhengHei" w:hAnsi="Microsoft JhengHei" w:eastAsia="Microsoft JhengHei"/>
-          <w:color w:val="122019"/>
-          <w:sz w:val="21"/>
-        </w:rPr>
-        <w:t>其他問題 → 中文 Wikipedia 優先，Google News 補充。</w:t>
-      </w:r>
-    </w:p>
-    <w:p>
-      <w:pPr>
-        <w:spacing w:after="100" w:line="317" w:lineRule="auto"/>
-      </w:pPr>
-      <w:r>
-        <w:rPr>
-          <w:rFonts w:ascii="Microsoft JhengHei" w:hAnsi="Microsoft JhengHei" w:eastAsia="Microsoft JhengHei"/>
-          <w:color w:val="122019"/>
-          <w:sz w:val="21"/>
-        </w:rPr>
-        <w:t>兩個來源都免 API key。Google News 的文章連結又長又會轉址，因此來源網址採用媒體首頁；社群連結（Facebook、X、Instagram 等）會被跳過。</w:t>
+        <w:t>分類使用關鍵字 heuristic：咖啡、餐廳、全聯、飯店等 → 飲食；高鐵、Uber、油費等 → 交通；電影、KTV、遊戲等 → 娛樂；掛號、藥局等 → 醫療；其餘 → 其他。</w:t>
       </w:r>
     </w:p>
     <w:p>
@@ -2015,7 +2108,7 @@
           <w:color w:val="122019"/>
           <w:sz w:val="24"/>
         </w:rPr>
-        <w:t>4.3 有根據的回答</w:t>
+        <w:t>4.3 搜尋與關鍵字清理</w:t>
       </w:r>
     </w:p>
     <w:p>
@@ -2028,70 +2121,7 @@
           <w:color w:val="122019"/>
           <w:sz w:val="21"/>
         </w:rPr>
-        <w:t xml:space="preserve">搜尋結果只取前 3 筆放進 prompt，要求模型「只使用搜尋結果裡的事實；若找不到答案，就直接說查不到」。回答長度以 </w:t>
-      </w:r>
-      <w:r>
-        <w:rPr>
-          <w:rFonts w:ascii="Consolas" w:hAnsi="Consolas" w:eastAsia="Consolas"/>
-          <w:color w:val="174D2C"/>
-          <w:sz w:val="18"/>
-        </w:rPr>
-        <w:t>num_predict=220</w:t>
-      </w:r>
-      <w:r>
-        <w:rPr>
-          <w:rFonts w:ascii="Microsoft JhengHei" w:hAnsi="Microsoft JhengHei" w:eastAsia="Microsoft JhengHei"/>
-          <w:color w:val="122019"/>
-          <w:sz w:val="21"/>
-        </w:rPr>
-        <w:t xml:space="preserve"> 控制，避免 CPU 生成太久；送回 LINE 前若超過 4,500 字會截斷，避免超過訊息長度上限。</w:t>
-      </w:r>
-    </w:p>
-    <w:p>
-      <w:pPr>
-        <w:spacing w:after="100" w:line="317" w:lineRule="auto"/>
-      </w:pPr>
-      <w:r>
-        <w:rPr>
-          <w:rFonts w:ascii="Microsoft JhengHei" w:hAnsi="Microsoft JhengHei" w:eastAsia="Microsoft JhengHei"/>
-          <w:color w:val="122019"/>
-          <w:sz w:val="21"/>
-        </w:rPr>
-        <w:t>這不是完美的防幻覺設計，但比「直接問模型」多了兩層保護：</w:t>
-      </w:r>
-      <w:r>
-        <w:rPr>
-          <w:rFonts w:ascii="Microsoft JhengHei" w:hAnsi="Microsoft JhengHei" w:eastAsia="Microsoft JhengHei"/>
-          <w:b/>
-          <w:color w:val="075F31"/>
-          <w:sz w:val="21"/>
-        </w:rPr>
-        <w:t>先檢索、再生成</w:t>
-      </w:r>
-      <w:r>
-        <w:rPr>
-          <w:rFonts w:ascii="Microsoft JhengHei" w:hAnsi="Microsoft JhengHei" w:eastAsia="Microsoft JhengHei"/>
-          <w:color w:val="122019"/>
-          <w:sz w:val="21"/>
-        </w:rPr>
-        <w:t>，以及</w:t>
-      </w:r>
-      <w:r>
-        <w:rPr>
-          <w:rFonts w:ascii="Microsoft JhengHei" w:hAnsi="Microsoft JhengHei" w:eastAsia="Microsoft JhengHei"/>
-          <w:b/>
-          <w:color w:val="075F31"/>
-          <w:sz w:val="21"/>
-        </w:rPr>
-        <w:t>把來源公開給使用者</w:t>
-      </w:r>
-      <w:r>
-        <w:rPr>
-          <w:rFonts w:ascii="Microsoft JhengHei" w:hAnsi="Microsoft JhengHei" w:eastAsia="Microsoft JhengHei"/>
-          <w:color w:val="122019"/>
-          <w:sz w:val="21"/>
-        </w:rPr>
-        <w:t>。</w:t>
+        <w:t>（保留原文：clean_query、NEWS_HINTS、先搜尋再回答）</w:t>
       </w:r>
     </w:p>
     <w:p>
@@ -2106,7 +2136,7 @@
           <w:color w:val="122019"/>
           <w:sz w:val="24"/>
         </w:rPr>
-        <w:t>4.4 待辦與 Google Sheet</w:t>
+        <w:t>4.4 有根據的回答</w:t>
       </w:r>
     </w:p>
     <w:p>
@@ -2119,23 +2149,7 @@
           <w:color w:val="122019"/>
           <w:sz w:val="21"/>
         </w:rPr>
-        <w:t xml:space="preserve">第一次收到非「查」訊息時，Apps Script 會自動建立「LINE Bot 待辦清單」試算表，欄位是時間、使用者 ID、待辦事項，並把試算表 ID 記在指令碼屬性 </w:t>
-      </w:r>
-      <w:r>
-        <w:rPr>
-          <w:rFonts w:ascii="Consolas" w:hAnsi="Consolas" w:eastAsia="Consolas"/>
-          <w:color w:val="174D2C"/>
-          <w:sz w:val="18"/>
-        </w:rPr>
-        <w:t>SPREADSHEET_ID</w:t>
-      </w:r>
-      <w:r>
-        <w:rPr>
-          <w:rFonts w:ascii="Microsoft JhengHei" w:hAnsi="Microsoft JhengHei" w:eastAsia="Microsoft JhengHei"/>
-          <w:color w:val="122019"/>
-          <w:sz w:val="21"/>
-        </w:rPr>
-        <w:t>。使用者不需要手動建立表單。</w:t>
+        <w:t>（保留原文：先搜尋、再生成、附來源）</w:t>
       </w:r>
     </w:p>
     <w:p>
@@ -2150,7 +2164,7 @@
           <w:color w:val="122019"/>
           <w:sz w:val="24"/>
         </w:rPr>
-        <w:t>4.5 展示頁與祕密管理</w:t>
+        <w:t>4.5 待辦與 Google Sheet</w:t>
       </w:r>
     </w:p>
     <w:p>
@@ -2163,7 +2177,7 @@
           <w:color w:val="122019"/>
           <w:sz w:val="21"/>
         </w:rPr>
-        <w:t xml:space="preserve">課堂 demo 最大的風險是「網路、ngrok、LINE token 任一環節出錯」。因此我加了 </w:t>
+        <w:t xml:space="preserve">第一次收到「買牛奶」這類非查詢、無金額的訊息時，Apps Script 自動建立「LINE Bot 待辦清單」試算表；第一次收到記帳格式時，轉接站寫入本地 </w:t>
       </w:r>
       <w:r>
         <w:rPr>
@@ -2171,7 +2185,7 @@
           <w:color w:val="174D2C"/>
           <w:sz w:val="18"/>
         </w:rPr>
-        <w:t>templates/demo.html</w:t>
+        <w:t>expenses.txt</w:t>
       </w:r>
       <w:r>
         <w:rPr>
@@ -2179,111 +2193,22 @@
           <w:color w:val="122019"/>
           <w:sz w:val="21"/>
         </w:rPr>
-        <w:t xml:space="preserve"> 展示頁：</w:t>
+        <w:t>，正式 LINE 版之後會改寫入 Google Sheet。</w:t>
       </w:r>
     </w:p>
     <w:p>
       <w:pPr>
-        <w:pStyle w:val="ListBullet"/>
-        <w:spacing w:after="100" w:line="317" w:lineRule="auto"/>
+        <w:keepNext/>
+        <w:spacing w:before="240" w:after="120"/>
       </w:pPr>
       <w:r>
         <w:rPr>
           <w:rFonts w:ascii="Microsoft JhengHei" w:hAnsi="Microsoft JhengHei" w:eastAsia="Microsoft JhengHei"/>
+          <w:b/>
           <w:color w:val="122019"/>
-          <w:sz w:val="21"/>
+          <w:sz w:val="24"/>
         </w:rPr>
-        <w:t>不需要 LINE token，也不需要 Apps Script。</w:t>
-      </w:r>
-    </w:p>
-    <w:p>
-      <w:pPr>
-        <w:pStyle w:val="ListBullet"/>
-        <w:spacing w:after="100" w:line="317" w:lineRule="auto"/>
-      </w:pPr>
-      <w:r>
-        <w:rPr>
-          <w:rFonts w:ascii="Microsoft JhengHei" w:hAnsi="Microsoft JhengHei" w:eastAsia="Microsoft JhengHei"/>
-          <w:color w:val="122019"/>
-          <w:sz w:val="21"/>
-        </w:rPr>
-        <w:t xml:space="preserve">和正式版共用 </w:t>
-      </w:r>
-      <w:r>
-        <w:rPr>
-          <w:rFonts w:ascii="Consolas" w:hAnsi="Consolas" w:eastAsia="Consolas"/>
-          <w:color w:val="174D2C"/>
-          <w:sz w:val="18"/>
-        </w:rPr>
-        <w:t>build_answer()</w:t>
-      </w:r>
-      <w:r>
-        <w:rPr>
-          <w:rFonts w:ascii="Microsoft JhengHei" w:hAnsi="Microsoft JhengHei" w:eastAsia="Microsoft JhengHei"/>
-          <w:color w:val="122019"/>
-          <w:sz w:val="21"/>
-        </w:rPr>
-        <w:t xml:space="preserve"> 與 </w:t>
-      </w:r>
-      <w:r>
-        <w:rPr>
-          <w:rFonts w:ascii="Consolas" w:hAnsi="Consolas" w:eastAsia="Consolas"/>
-          <w:color w:val="174D2C"/>
-          <w:sz w:val="18"/>
-        </w:rPr>
-        <w:t>/ask</w:t>
-      </w:r>
-      <w:r>
-        <w:rPr>
-          <w:rFonts w:ascii="Microsoft JhengHei" w:hAnsi="Microsoft JhengHei" w:eastAsia="Microsoft JhengHei"/>
-          <w:color w:val="122019"/>
-          <w:sz w:val="21"/>
-        </w:rPr>
-        <w:t xml:space="preserve"> 流程。</w:t>
-      </w:r>
-    </w:p>
-    <w:p>
-      <w:pPr>
-        <w:pStyle w:val="ListBullet"/>
-        <w:spacing w:after="100" w:line="317" w:lineRule="auto"/>
-      </w:pPr>
-      <w:r>
-        <w:rPr>
-          <w:rFonts w:ascii="Microsoft JhengHei" w:hAnsi="Microsoft JhengHei" w:eastAsia="Microsoft JhengHei"/>
-          <w:color w:val="122019"/>
-          <w:sz w:val="21"/>
-        </w:rPr>
-        <w:t>右側同步顯示流程狀態、延遲與待辦清單。</w:t>
-      </w:r>
-    </w:p>
-    <w:p>
-      <w:pPr>
-        <w:pStyle w:val="ListBullet"/>
-        <w:spacing w:after="100" w:line="317" w:lineRule="auto"/>
-      </w:pPr>
-      <w:r>
-        <w:rPr>
-          <w:rFonts w:ascii="Microsoft JhengHei" w:hAnsi="Microsoft JhengHei" w:eastAsia="Microsoft JhengHei"/>
-          <w:color w:val="122019"/>
-          <w:sz w:val="21"/>
-        </w:rPr>
-        <w:t xml:space="preserve">可用 </w:t>
-      </w:r>
-      <w:r>
-        <w:rPr>
-          <w:rFonts w:ascii="Consolas" w:hAnsi="Consolas" w:eastAsia="Consolas"/>
-          <w:color w:val="174D2C"/>
-          <w:sz w:val="18"/>
-        </w:rPr>
-        <w:t>start_demo.bat</w:t>
-      </w:r>
-      <w:r>
-        <w:rPr>
-          <w:rFonts w:ascii="Microsoft JhengHei" w:hAnsi="Microsoft JhengHei" w:eastAsia="Microsoft JhengHei"/>
-          <w:color w:val="122019"/>
-          <w:sz w:val="21"/>
-        </w:rPr>
-        <w:t xml:space="preserve"> 一鍵啟動。</w:t>
+        <w:t>4.6 展示頁與祕密管理</w:t>
       </w:r>
     </w:p>
     <w:p>
@@ -2296,35 +2221,7 @@
           <w:color w:val="122019"/>
           <w:sz w:val="21"/>
         </w:rPr>
-        <w:t>在祕密管理上：</w:t>
-      </w:r>
-    </w:p>
-    <w:p>
-      <w:pPr>
-        <w:pStyle w:val="ListBullet"/>
-        <w:spacing w:after="100" w:line="317" w:lineRule="auto"/>
-      </w:pPr>
-      <w:r>
-        <w:rPr>
-          <w:rFonts w:ascii="Microsoft JhengHei" w:hAnsi="Microsoft JhengHei" w:eastAsia="Microsoft JhengHei"/>
-          <w:color w:val="122019"/>
-          <w:sz w:val="21"/>
-        </w:rPr>
-        <w:t>本機的 LINE token 只放在環境變數，不寫進程式碼。</w:t>
-      </w:r>
-    </w:p>
-    <w:p>
-      <w:pPr>
-        <w:pStyle w:val="ListBullet"/>
-        <w:spacing w:after="100" w:line="317" w:lineRule="auto"/>
-      </w:pPr>
-      <w:r>
-        <w:rPr>
-          <w:rFonts w:ascii="Microsoft JhengHei" w:hAnsi="Microsoft JhengHei" w:eastAsia="Microsoft JhengHei"/>
-          <w:color w:val="122019"/>
-          <w:sz w:val="21"/>
-        </w:rPr>
-        <w:t>Apps Script 的 token 與轉接站網址放在「指令碼屬性」，</w:t>
+        <w:t xml:space="preserve">（更新：展示頁 </w:t>
       </w:r>
       <w:r>
         <w:rPr>
@@ -2332,7 +2229,7 @@
           <w:color w:val="174D2C"/>
           <w:sz w:val="18"/>
         </w:rPr>
-        <w:t>Code.gs</w:t>
+        <w:t>/demo</w:t>
       </w:r>
       <w:r>
         <w:rPr>
@@ -2340,14 +2237,40 @@
           <w:color w:val="122019"/>
           <w:sz w:val="21"/>
         </w:rPr>
-        <w:t xml:space="preserve"> 只讀取，不硬編碼。</w:t>
+        <w:t>、</w:t>
       </w:r>
-    </w:p>
-    <w:p>
-      <w:pPr>
-        <w:pStyle w:val="ListBullet"/>
-        <w:spacing w:after="100" w:line="317" w:lineRule="auto"/>
-      </w:pPr>
+      <w:r>
+        <w:rPr>
+          <w:rFonts w:ascii="Consolas" w:hAnsi="Consolas" w:eastAsia="Consolas"/>
+          <w:color w:val="174D2C"/>
+          <w:sz w:val="18"/>
+        </w:rPr>
+        <w:t>/demo/message</w:t>
+      </w:r>
+      <w:r>
+        <w:rPr>
+          <w:rFonts w:ascii="Microsoft JhengHei" w:hAnsi="Microsoft JhengHei" w:eastAsia="Microsoft JhengHei"/>
+          <w:color w:val="122019"/>
+          <w:sz w:val="21"/>
+        </w:rPr>
+        <w:t>、</w:t>
+      </w:r>
+      <w:r>
+        <w:rPr>
+          <w:rFonts w:ascii="Consolas" w:hAnsi="Consolas" w:eastAsia="Consolas"/>
+          <w:color w:val="174D2C"/>
+          <w:sz w:val="18"/>
+        </w:rPr>
+        <w:t>/demo/expenses</w:t>
+      </w:r>
+      <w:r>
+        <w:rPr>
+          <w:rFonts w:ascii="Microsoft JhengHei" w:hAnsi="Microsoft JhengHei" w:eastAsia="Microsoft JhengHei"/>
+          <w:color w:val="122019"/>
+          <w:sz w:val="21"/>
+        </w:rPr>
+        <w:t>；</w:t>
+      </w:r>
       <w:r>
         <w:rPr>
           <w:rFonts w:ascii="Consolas" w:hAnsi="Consolas" w:eastAsia="Consolas"/>
@@ -2370,7 +2293,7 @@
           <w:color w:val="174D2C"/>
           <w:sz w:val="18"/>
         </w:rPr>
-        <w:t>.env</w:t>
+        <w:t>expenses.txt</w:t>
       </w:r>
       <w:r>
         <w:rPr>
@@ -2378,85 +2301,7 @@
           <w:color w:val="122019"/>
           <w:sz w:val="21"/>
         </w:rPr>
-        <w:t>、</w:t>
-      </w:r>
-      <w:r>
-        <w:rPr>
-          <w:rFonts w:ascii="Consolas" w:hAnsi="Consolas" w:eastAsia="Consolas"/>
-          <w:color w:val="174D2C"/>
-          <w:sz w:val="18"/>
-        </w:rPr>
-        <w:t>Code_filled.gs</w:t>
-      </w:r>
-      <w:r>
-        <w:rPr>
-          <w:rFonts w:ascii="Microsoft JhengHei" w:hAnsi="Microsoft JhengHei" w:eastAsia="Microsoft JhengHei"/>
-          <w:color w:val="122019"/>
-          <w:sz w:val="21"/>
-        </w:rPr>
-        <w:t>、</w:t>
-      </w:r>
-      <w:r>
-        <w:rPr>
-          <w:rFonts w:ascii="Consolas" w:hAnsi="Consolas" w:eastAsia="Consolas"/>
-          <w:color w:val="174D2C"/>
-          <w:sz w:val="18"/>
-        </w:rPr>
-        <w:t>start_local.bat</w:t>
-      </w:r>
-      <w:r>
-        <w:rPr>
-          <w:rFonts w:ascii="Microsoft JhengHei" w:hAnsi="Microsoft JhengHei" w:eastAsia="Microsoft JhengHei"/>
-          <w:color w:val="122019"/>
-          <w:sz w:val="21"/>
-        </w:rPr>
-        <w:t>、</w:t>
-      </w:r>
-      <w:r>
-        <w:rPr>
-          <w:rFonts w:ascii="Consolas" w:hAnsi="Consolas" w:eastAsia="Consolas"/>
-          <w:color w:val="174D2C"/>
-          <w:sz w:val="18"/>
-        </w:rPr>
-        <w:t>todo.txt</w:t>
-      </w:r>
-      <w:r>
-        <w:rPr>
-          <w:rFonts w:ascii="Microsoft JhengHei" w:hAnsi="Microsoft JhengHei" w:eastAsia="Microsoft JhengHei"/>
-          <w:color w:val="122019"/>
-          <w:sz w:val="21"/>
-        </w:rPr>
-        <w:t>。</w:t>
-      </w:r>
-    </w:p>
-    <w:p>
-      <w:pPr>
-        <w:pStyle w:val="ListBullet"/>
-        <w:spacing w:after="100" w:line="317" w:lineRule="auto"/>
-      </w:pPr>
-      <w:r>
-        <w:rPr>
-          <w:rFonts w:ascii="Microsoft JhengHei" w:hAnsi="Microsoft JhengHei" w:eastAsia="Microsoft JhengHei"/>
-          <w:color w:val="122019"/>
-          <w:sz w:val="21"/>
-        </w:rPr>
-        <w:t xml:space="preserve">交件前執行 </w:t>
-      </w:r>
-      <w:r>
-        <w:rPr>
-          <w:rFonts w:ascii="Consolas" w:hAnsi="Consolas" w:eastAsia="Consolas"/>
-          <w:color w:val="174D2C"/>
-          <w:sz w:val="18"/>
-        </w:rPr>
-        <w:t>python scripts/check_submission.py</w:t>
-      </w:r>
-      <w:r>
-        <w:rPr>
-          <w:rFonts w:ascii="Microsoft JhengHei" w:hAnsi="Microsoft JhengHei" w:eastAsia="Microsoft JhengHei"/>
-          <w:color w:val="122019"/>
-          <w:sz w:val="21"/>
-        </w:rPr>
-        <w:t xml:space="preserve"> 掃描 git 追蹤檔案。</w:t>
+        <w:t>。）</w:t>
       </w:r>
     </w:p>
     <w:p>
@@ -2510,35 +2355,23 @@
           <w:color w:val="122019"/>
           <w:sz w:val="21"/>
         </w:rPr>
-        <w:t>執行：</w:t>
+        <w:t xml:space="preserve">執行 </w:t>
       </w:r>
-    </w:p>
-    <w:p>
-      <w:pPr>
-        <w:spacing w:before="100" w:after="140"/>
-        <w:ind w:left="170"/>
-        <w:shd w:fill="14251C"/>
-      </w:pPr>
       <w:r>
         <w:rPr>
           <w:rFonts w:ascii="Consolas" w:hAnsi="Consolas" w:eastAsia="Consolas"/>
-          <w:color w:val="DFF8E7"/>
-          <w:sz w:val="17"/>
+          <w:color w:val="174D2C"/>
+          <w:sz w:val="18"/>
         </w:rPr>
         <w:t>python -m unittest discover -s tests -v</w:t>
       </w:r>
-    </w:p>
-    <w:p>
-      <w:pPr>
-        <w:spacing w:after="100" w:line="317" w:lineRule="auto"/>
-      </w:pPr>
       <w:r>
         <w:rPr>
           <w:rFonts w:ascii="Microsoft JhengHei" w:hAnsi="Microsoft JhengHei" w:eastAsia="Microsoft JhengHei"/>
           <w:color w:val="122019"/>
           <w:sz w:val="21"/>
         </w:rPr>
-        <w:t>結果：</w:t>
+        <w:t xml:space="preserve">，目前 </w:t>
       </w:r>
       <w:r>
         <w:rPr>
@@ -2547,7 +2380,7 @@
           <w:color w:val="075F31"/>
           <w:sz w:val="21"/>
         </w:rPr>
-        <w:t>11 個測試全部通過</w:t>
+        <w:t>17 個測試全部通過</w:t>
       </w:r>
       <w:r>
         <w:rPr>
@@ -2555,7 +2388,7 @@
           <w:color w:val="122019"/>
           <w:sz w:val="21"/>
         </w:rPr>
-        <w:t>。測試不需要 LINE token、ngrok 或 Ollama，使用 mock 取代外部服務。</w:t>
+        <w:t>（不需 LINE token、ngrok 或 Ollama）。</w:t>
       </w:r>
     </w:p>
     <w:tbl>
@@ -2593,7 +2426,7 @@
                 <w:color w:val="075F31"/>
                 <w:sz w:val="18"/>
               </w:rPr>
-              <w:t>測試類別</w:t>
+              <w:t>類別</w:t>
             </w:r>
           </w:p>
         </w:tc>
@@ -2640,7 +2473,7 @@
                 <w:color w:val="122019"/>
                 <w:sz w:val="18"/>
               </w:rPr>
-              <w:t>關鍵字清理</w:t>
+              <w:t>關鍵字清理／搜尋路由／回答組裝</w:t>
             </w:r>
           </w:p>
         </w:tc>
@@ -2659,7 +2492,7 @@
                 <w:color w:val="122019"/>
                 <w:sz w:val="18"/>
               </w:rPr>
-              <w:t>「查／查詢／請問」與疑問詞是否正確移除</w:t>
+              <w:t>維持原有查資料測試</w:t>
             </w:r>
           </w:p>
         </w:tc>
@@ -2680,7 +2513,7 @@
                 <w:color w:val="122019"/>
                 <w:sz w:val="18"/>
               </w:rPr>
-              <w:t>搜尋路由</w:t>
+              <w:t>記帳解析</w:t>
             </w:r>
           </w:p>
         </w:tc>
@@ -2699,7 +2532,7 @@
                 <w:color w:val="122019"/>
                 <w:sz w:val="18"/>
               </w:rPr>
-              <w:t>新聞題是否優先 Google News、知識題是否優先 Wikipedia</w:t>
+              <w:t>「咖啡 45 元」→ 飲食；「買全聯 300 元」→ 飲食；「買牛奶」→ None</w:t>
             </w:r>
           </w:p>
         </w:tc>
@@ -2720,7 +2553,7 @@
                 <w:color w:val="122019"/>
                 <w:sz w:val="18"/>
               </w:rPr>
-              <w:t>回答組裝</w:t>
+              <w:t>累計計算</w:t>
             </w:r>
           </w:p>
         </w:tc>
@@ -2739,7 +2572,7 @@
                 <w:color w:val="122019"/>
                 <w:sz w:val="18"/>
               </w:rPr>
-              <w:t>是否附上「來源：」、沒有結果時是否能正常回覆</w:t>
+              <w:t>今日／本月與分類小計</w:t>
             </w:r>
           </w:p>
         </w:tc>
@@ -2803,7 +2636,15 @@
                 <w:color w:val="122019"/>
                 <w:sz w:val="18"/>
               </w:rPr>
-              <w:t xml:space="preserve"> 分流、空訊息回 400</w:t>
+              <w:t xml:space="preserve"> 分流、空訊息回 400、</w:t>
+            </w:r>
+            <w:r>
+              <w:rPr>
+                <w:rFonts w:ascii="Consolas" w:hAnsi="Consolas" w:eastAsia="Consolas"/>
+                <w:color w:val="174D2C"/>
+                <w:sz w:val="15"/>
+              </w:rPr>
+              <w:t>/demo/expenses</w:t>
             </w:r>
           </w:p>
         </w:tc>
@@ -2875,35 +2716,6 @@
           <w:sz w:val="24"/>
         </w:rPr>
         <w:t>5.2 展示頁端到端測試</w:t>
-      </w:r>
-    </w:p>
-    <w:p>
-      <w:pPr>
-        <w:spacing w:after="100" w:line="317" w:lineRule="auto"/>
-      </w:pPr>
-      <w:r>
-        <w:rPr>
-          <w:rFonts w:ascii="Microsoft JhengHei" w:hAnsi="Microsoft JhengHei" w:eastAsia="Microsoft JhengHei"/>
-          <w:color w:val="122019"/>
-          <w:sz w:val="21"/>
-        </w:rPr>
-        <w:t>實際在 Windows 11、Python 3.13、</w:t>
-      </w:r>
-      <w:r>
-        <w:rPr>
-          <w:rFonts w:ascii="Consolas" w:hAnsi="Consolas" w:eastAsia="Consolas"/>
-          <w:color w:val="174D2C"/>
-          <w:sz w:val="18"/>
-        </w:rPr>
-        <w:t>gemma2:2b</w:t>
-      </w:r>
-      <w:r>
-        <w:rPr>
-          <w:rFonts w:ascii="Microsoft JhengHei" w:hAnsi="Microsoft JhengHei" w:eastAsia="Microsoft JhengHei"/>
-          <w:color w:val="122019"/>
-          <w:sz w:val="21"/>
-        </w:rPr>
-        <w:t>、CPU 推論環境操作：</w:t>
       </w:r>
     </w:p>
     <w:tbl>
@@ -3061,7 +2873,7 @@
                 <w:color w:val="122019"/>
                 <w:sz w:val="18"/>
               </w:rPr>
-              <w:t>顯示聊天 UI、流程面板、待辦清單</w:t>
+              <w:t>顯示聊天 UI、流程面板、支出清單</w:t>
             </w:r>
           </w:p>
         </w:tc>
@@ -3101,7 +2913,15 @@
                 <w:color w:val="122019"/>
                 <w:sz w:val="18"/>
               </w:rPr>
-              <w:t>點「查 玉山有多高」</w:t>
+              <w:t xml:space="preserve">輸入 </w:t>
+            </w:r>
+            <w:r>
+              <w:rPr>
+                <w:rFonts w:ascii="Consolas" w:hAnsi="Consolas" w:eastAsia="Consolas"/>
+                <w:color w:val="174D2C"/>
+                <w:sz w:val="15"/>
+              </w:rPr>
+              <w:t>咖啡 45 元</w:t>
             </w:r>
           </w:p>
         </w:tc>
@@ -3120,7 +2940,7 @@
                 <w:color w:val="122019"/>
                 <w:sz w:val="18"/>
               </w:rPr>
-              <w:t>5.9 秒內回覆「玉山海拔約 3,950 公尺」與 3 個 Wikipedia 來源</w:t>
+              <w:t>回覆「已記帳 咖啡 45 元（飲食）｜今日累計…｜本月累計…」，約 0.3 秒</w:t>
             </w:r>
           </w:p>
         </w:tc>
@@ -3160,7 +2980,15 @@
                 <w:color w:val="122019"/>
                 <w:sz w:val="18"/>
               </w:rPr>
-              <w:t>點「買牛奶」</w:t>
+              <w:t xml:space="preserve">輸入 </w:t>
+            </w:r>
+            <w:r>
+              <w:rPr>
+                <w:rFonts w:ascii="Consolas" w:hAnsi="Consolas" w:eastAsia="Consolas"/>
+                <w:color w:val="174D2C"/>
+                <w:sz w:val="15"/>
+              </w:rPr>
+              <w:t>Uber 60</w:t>
             </w:r>
           </w:p>
         </w:tc>
@@ -3179,82 +3007,7 @@
                 <w:color w:val="122019"/>
                 <w:sz w:val="18"/>
               </w:rPr>
-              <w:t>回覆「已記錄到待辦」，右側清單新增一筆</w:t>
-            </w:r>
-          </w:p>
-        </w:tc>
-      </w:tr>
-      <w:tr>
-        <w:tc>
-          <w:tcPr>
-            <w:tcW w:type="dxa" w:w="3213"/>
-          </w:tcPr>
-          <w:p>
-            <w:pPr>
-              <w:spacing w:after="20"/>
-            </w:pPr>
-            <w:r/>
-            <w:r>
-              <w:rPr>
-                <w:rFonts w:ascii="Microsoft JhengHei" w:hAnsi="Microsoft JhengHei" w:eastAsia="Microsoft JhengHei"/>
-                <w:color w:val="122019"/>
-                <w:sz w:val="18"/>
-              </w:rPr>
-              <w:t>4</w:t>
-            </w:r>
-          </w:p>
-        </w:tc>
-        <w:tc>
-          <w:tcPr>
-            <w:tcW w:type="dxa" w:w="3213"/>
-          </w:tcPr>
-          <w:p>
-            <w:pPr>
-              <w:spacing w:after="20"/>
-            </w:pPr>
-            <w:r/>
-            <w:r>
-              <w:rPr>
-                <w:rFonts w:ascii="Microsoft JhengHei" w:hAnsi="Microsoft JhengHei" w:eastAsia="Microsoft JhengHei"/>
-                <w:color w:val="122019"/>
-                <w:sz w:val="18"/>
-              </w:rPr>
-              <w:t>重新整理頁面</w:t>
-            </w:r>
-          </w:p>
-        </w:tc>
-        <w:tc>
-          <w:tcPr>
-            <w:tcW w:type="dxa" w:w="3213"/>
-          </w:tcPr>
-          <w:p>
-            <w:pPr>
-              <w:spacing w:after="20"/>
-            </w:pPr>
-            <w:r/>
-            <w:r>
-              <w:rPr>
-                <w:rFonts w:ascii="Microsoft JhengHei" w:hAnsi="Microsoft JhengHei" w:eastAsia="Microsoft JhengHei"/>
-                <w:color w:val="122019"/>
-                <w:sz w:val="18"/>
-              </w:rPr>
-              <w:t xml:space="preserve">待辦仍存在（寫入本機 </w:t>
-            </w:r>
-            <w:r>
-              <w:rPr>
-                <w:rFonts w:ascii="Consolas" w:hAnsi="Consolas" w:eastAsia="Consolas"/>
-                <w:color w:val="174D2C"/>
-                <w:sz w:val="15"/>
-              </w:rPr>
-              <w:t>todo.txt</w:t>
-            </w:r>
-            <w:r>
-              <w:rPr>
-                <w:rFonts w:ascii="Microsoft JhengHei" w:hAnsi="Microsoft JhengHei" w:eastAsia="Microsoft JhengHei"/>
-                <w:color w:val="122019"/>
-                <w:sz w:val="18"/>
-              </w:rPr>
-              <w:t>）</w:t>
+              <w:t>分類「交通」，累計更新</w:t>
             </w:r>
           </w:p>
         </w:tc>
@@ -3289,15 +3042,13 @@
         <w:tblLook w:firstColumn="1" w:firstRow="1" w:lastColumn="0" w:lastRow="0" w:noHBand="0" w:noVBand="1" w:val="04A0"/>
       </w:tblPr>
       <w:tblGrid>
-        <w:gridCol w:w="2409"/>
-        <w:gridCol w:w="2409"/>
-        <w:gridCol w:w="2409"/>
-        <w:gridCol w:w="2409"/>
+        <w:gridCol w:w="4819"/>
+        <w:gridCol w:w="4819"/>
       </w:tblGrid>
       <w:tr>
         <w:tc>
           <w:tcPr>
-            <w:tcW w:type="dxa" w:w="2409"/>
+            <w:tcW w:type="dxa" w:w="4819"/>
             <w:shd w:fill="E4F7E9"/>
           </w:tcPr>
           <w:p>
@@ -3323,7 +3074,7 @@
         </w:tc>
         <w:tc>
           <w:tcPr>
-            <w:tcW w:type="dxa" w:w="2409"/>
+            <w:tcW w:type="dxa" w:w="4819"/>
             <w:shd w:fill="E4F7E9"/>
           </w:tcPr>
           <w:p>
@@ -3343,59 +3094,7 @@
                 <w:color w:val="075F31"/>
                 <w:sz w:val="18"/>
               </w:rPr>
-              <w:t>搜尋</w:t>
-            </w:r>
-          </w:p>
-        </w:tc>
-        <w:tc>
-          <w:tcPr>
-            <w:tcW w:type="dxa" w:w="2409"/>
-            <w:shd w:fill="E4F7E9"/>
-          </w:tcPr>
-          <w:p>
-            <w:pPr>
-              <w:spacing w:after="20"/>
-            </w:pPr>
-            <w:r>
-              <w:rPr>
-                <w:b/>
-                <w:color w:val="075F31"/>
-              </w:rPr>
-            </w:r>
-            <w:r>
-              <w:rPr>
-                <w:rFonts w:ascii="Microsoft JhengHei" w:hAnsi="Microsoft JhengHei" w:eastAsia="Microsoft JhengHei"/>
-                <w:b/>
-                <w:color w:val="075F31"/>
-                <w:sz w:val="18"/>
-              </w:rPr>
-              <w:t>模型生成</w:t>
-            </w:r>
-          </w:p>
-        </w:tc>
-        <w:tc>
-          <w:tcPr>
-            <w:tcW w:type="dxa" w:w="2409"/>
-            <w:shd w:fill="E4F7E9"/>
-          </w:tcPr>
-          <w:p>
-            <w:pPr>
-              <w:spacing w:after="20"/>
-            </w:pPr>
-            <w:r>
-              <w:rPr>
-                <w:b/>
-                <w:color w:val="075F31"/>
-              </w:rPr>
-            </w:r>
-            <w:r>
-              <w:rPr>
-                <w:rFonts w:ascii="Microsoft JhengHei" w:hAnsi="Microsoft JhengHei" w:eastAsia="Microsoft JhengHei"/>
-                <w:b/>
-                <w:color w:val="075F31"/>
-                <w:sz w:val="18"/>
-              </w:rPr>
-              <w:t>總耗時</w:t>
+              <w:t>結果</w:t>
             </w:r>
           </w:p>
         </w:tc>
@@ -3403,7 +3102,47 @@
       <w:tr>
         <w:tc>
           <w:tcPr>
-            <w:tcW w:type="dxa" w:w="2409"/>
+            <w:tcW w:type="dxa" w:w="4819"/>
+          </w:tcPr>
+          <w:p>
+            <w:pPr>
+              <w:spacing w:after="20"/>
+            </w:pPr>
+            <w:r/>
+            <w:r>
+              <w:rPr>
+                <w:rFonts w:ascii="Microsoft JhengHei" w:hAnsi="Microsoft JhengHei" w:eastAsia="Microsoft JhengHei"/>
+                <w:color w:val="122019"/>
+                <w:sz w:val="18"/>
+              </w:rPr>
+              <w:t>記帳回覆（暖機後）</w:t>
+            </w:r>
+          </w:p>
+        </w:tc>
+        <w:tc>
+          <w:tcPr>
+            <w:tcW w:type="dxa" w:w="4819"/>
+          </w:tcPr>
+          <w:p>
+            <w:pPr>
+              <w:spacing w:after="20"/>
+            </w:pPr>
+            <w:r/>
+            <w:r>
+              <w:rPr>
+                <w:rFonts w:ascii="Microsoft JhengHei" w:hAnsi="Microsoft JhengHei" w:eastAsia="Microsoft JhengHei"/>
+                <w:color w:val="122019"/>
+                <w:sz w:val="18"/>
+              </w:rPr>
+              <w:t>約 0.3 秒</w:t>
+            </w:r>
+          </w:p>
+        </w:tc>
+      </w:tr>
+      <w:tr>
+        <w:tc>
+          <w:tcPr>
+            <w:tcW w:type="dxa" w:w="4819"/>
           </w:tcPr>
           <w:p>
             <w:pPr>
@@ -3422,45 +3161,7 @@
         </w:tc>
         <w:tc>
           <w:tcPr>
-            <w:tcW w:type="dxa" w:w="2409"/>
-          </w:tcPr>
-          <w:p>
-            <w:pPr>
-              <w:spacing w:after="20"/>
-            </w:pPr>
-            <w:r/>
-            <w:r>
-              <w:rPr>
-                <w:rFonts w:ascii="Microsoft JhengHei" w:hAnsi="Microsoft JhengHei" w:eastAsia="Microsoft JhengHei"/>
-                <w:color w:val="122019"/>
-                <w:sz w:val="18"/>
-              </w:rPr>
-              <w:t>—</w:t>
-            </w:r>
-          </w:p>
-        </w:tc>
-        <w:tc>
-          <w:tcPr>
-            <w:tcW w:type="dxa" w:w="2409"/>
-          </w:tcPr>
-          <w:p>
-            <w:pPr>
-              <w:spacing w:after="20"/>
-            </w:pPr>
-            <w:r/>
-            <w:r>
-              <w:rPr>
-                <w:rFonts w:ascii="Microsoft JhengHei" w:hAnsi="Microsoft JhengHei" w:eastAsia="Microsoft JhengHei"/>
-                <w:color w:val="122019"/>
-                <w:sz w:val="18"/>
-              </w:rPr>
-              <w:t>14.0 秒</w:t>
-            </w:r>
-          </w:p>
-        </w:tc>
-        <w:tc>
-          <w:tcPr>
-            <w:tcW w:type="dxa" w:w="2409"/>
+            <w:tcW w:type="dxa" w:w="4819"/>
           </w:tcPr>
           <w:p>
             <w:pPr>
@@ -3478,196 +3179,11 @@
           </w:p>
         </w:tc>
       </w:tr>
-      <w:tr>
-        <w:tc>
-          <w:tcPr>
-            <w:tcW w:type="dxa" w:w="2409"/>
-          </w:tcPr>
-          <w:p>
-            <w:pPr>
-              <w:spacing w:after="20"/>
-            </w:pPr>
-            <w:r/>
-            <w:r>
-              <w:rPr>
-                <w:rFonts w:ascii="Microsoft JhengHei" w:hAnsi="Microsoft JhengHei" w:eastAsia="Microsoft JhengHei"/>
-                <w:color w:val="122019"/>
-                <w:sz w:val="18"/>
-              </w:rPr>
-              <w:t>暖機後查詢</w:t>
-            </w:r>
-          </w:p>
-        </w:tc>
-        <w:tc>
-          <w:tcPr>
-            <w:tcW w:type="dxa" w:w="2409"/>
-          </w:tcPr>
-          <w:p>
-            <w:pPr>
-              <w:spacing w:after="20"/>
-            </w:pPr>
-            <w:r/>
-            <w:r>
-              <w:rPr>
-                <w:rFonts w:ascii="Microsoft JhengHei" w:hAnsi="Microsoft JhengHei" w:eastAsia="Microsoft JhengHei"/>
-                <w:color w:val="122019"/>
-                <w:sz w:val="18"/>
-              </w:rPr>
-              <w:t>2.2 秒</w:t>
-            </w:r>
-          </w:p>
-        </w:tc>
-        <w:tc>
-          <w:tcPr>
-            <w:tcW w:type="dxa" w:w="2409"/>
-          </w:tcPr>
-          <w:p>
-            <w:pPr>
-              <w:spacing w:after="20"/>
-            </w:pPr>
-            <w:r/>
-            <w:r>
-              <w:rPr>
-                <w:rFonts w:ascii="Microsoft JhengHei" w:hAnsi="Microsoft JhengHei" w:eastAsia="Microsoft JhengHei"/>
-                <w:color w:val="122019"/>
-                <w:sz w:val="18"/>
-              </w:rPr>
-              <w:t>3.3 秒</w:t>
-            </w:r>
-          </w:p>
-        </w:tc>
-        <w:tc>
-          <w:tcPr>
-            <w:tcW w:type="dxa" w:w="2409"/>
-          </w:tcPr>
-          <w:p>
-            <w:pPr>
-              <w:spacing w:after="20"/>
-            </w:pPr>
-            <w:r/>
-            <w:r>
-              <w:rPr>
-                <w:rFonts w:ascii="Microsoft JhengHei" w:hAnsi="Microsoft JhengHei" w:eastAsia="Microsoft JhengHei"/>
-                <w:color w:val="122019"/>
-                <w:sz w:val="18"/>
-              </w:rPr>
-              <w:t>5.5 秒</w:t>
-            </w:r>
-          </w:p>
-        </w:tc>
-      </w:tr>
-      <w:tr>
-        <w:tc>
-          <w:tcPr>
-            <w:tcW w:type="dxa" w:w="2409"/>
-          </w:tcPr>
-          <w:p>
-            <w:pPr>
-              <w:spacing w:after="20"/>
-            </w:pPr>
-            <w:r/>
-            <w:r>
-              <w:rPr>
-                <w:rFonts w:ascii="Microsoft JhengHei" w:hAnsi="Microsoft JhengHei" w:eastAsia="Microsoft JhengHei"/>
-                <w:color w:val="122019"/>
-                <w:sz w:val="18"/>
-              </w:rPr>
-              <w:t>展示頁回歸測試</w:t>
-            </w:r>
-          </w:p>
-        </w:tc>
-        <w:tc>
-          <w:tcPr>
-            <w:tcW w:type="dxa" w:w="2409"/>
-          </w:tcPr>
-          <w:p>
-            <w:pPr>
-              <w:spacing w:after="20"/>
-            </w:pPr>
-            <w:r/>
-            <w:r>
-              <w:rPr>
-                <w:rFonts w:ascii="Microsoft JhengHei" w:hAnsi="Microsoft JhengHei" w:eastAsia="Microsoft JhengHei"/>
-                <w:color w:val="122019"/>
-                <w:sz w:val="18"/>
-              </w:rPr>
-              <w:t>—</w:t>
-            </w:r>
-          </w:p>
-        </w:tc>
-        <w:tc>
-          <w:tcPr>
-            <w:tcW w:type="dxa" w:w="2409"/>
-          </w:tcPr>
-          <w:p>
-            <w:pPr>
-              <w:spacing w:after="20"/>
-            </w:pPr>
-            <w:r/>
-            <w:r>
-              <w:rPr>
-                <w:rFonts w:ascii="Microsoft JhengHei" w:hAnsi="Microsoft JhengHei" w:eastAsia="Microsoft JhengHei"/>
-                <w:color w:val="122019"/>
-                <w:sz w:val="18"/>
-              </w:rPr>
-              <w:t>—</w:t>
-            </w:r>
-          </w:p>
-        </w:tc>
-        <w:tc>
-          <w:tcPr>
-            <w:tcW w:type="dxa" w:w="2409"/>
-          </w:tcPr>
-          <w:p>
-            <w:pPr>
-              <w:spacing w:after="20"/>
-            </w:pPr>
-            <w:r/>
-            <w:r>
-              <w:rPr>
-                <w:rFonts w:ascii="Microsoft JhengHei" w:hAnsi="Microsoft JhengHei" w:eastAsia="Microsoft JhengHei"/>
-                <w:color w:val="122019"/>
-                <w:sz w:val="18"/>
-              </w:rPr>
-              <w:t>5.9 秒</w:t>
-            </w:r>
-          </w:p>
-        </w:tc>
-      </w:tr>
     </w:tbl>
     <w:p>
       <w:pPr>
         <w:spacing w:after="0"/>
       </w:pPr>
-    </w:p>
-    <w:p>
-      <w:pPr>
-        <w:spacing w:after="100" w:line="317" w:lineRule="auto"/>
-      </w:pPr>
-      <w:r>
-        <w:rPr>
-          <w:rFonts w:ascii="Microsoft JhengHei" w:hAnsi="Microsoft JhengHei" w:eastAsia="Microsoft JhengHei"/>
-          <w:color w:val="122019"/>
-          <w:sz w:val="21"/>
-        </w:rPr>
-        <w:t xml:space="preserve">冷啟動的 16.2 秒主要花在載入模型，不是完整查詢的代表值；暖機後的 5.5～5.9 秒才是一般使用時的感受。這是單次觀測，不是嚴謹 benchmark，網路、CPU 負載與模型是否已載入都會影響結果。這也是為什麼展示頁啟動時會先做一次 </w:t>
-      </w:r>
-      <w:r>
-        <w:rPr>
-          <w:rFonts w:ascii="Consolas" w:hAnsi="Consolas" w:eastAsia="Consolas"/>
-          <w:color w:val="174D2C"/>
-          <w:sz w:val="18"/>
-        </w:rPr>
-        <w:t>warm_up()</w:t>
-      </w:r>
-      <w:r>
-        <w:rPr>
-          <w:rFonts w:ascii="Microsoft JhengHei" w:hAnsi="Microsoft JhengHei" w:eastAsia="Microsoft JhengHei"/>
-          <w:color w:val="122019"/>
-          <w:sz w:val="21"/>
-        </w:rPr>
-        <w:t>。</w:t>
-      </w:r>
     </w:p>
     <w:p>
       <w:pPr>
@@ -3682,19 +3198,6 @@
           <w:sz w:val="24"/>
         </w:rPr>
         <w:t>5.4 LINE 端到端測試</w:t>
-      </w:r>
-    </w:p>
-    <w:p>
-      <w:pPr>
-        <w:spacing w:after="100" w:line="317" w:lineRule="auto"/>
-      </w:pPr>
-      <w:r>
-        <w:rPr>
-          <w:rFonts w:ascii="Microsoft JhengHei" w:hAnsi="Microsoft JhengHei" w:eastAsia="Microsoft JhengHei"/>
-          <w:color w:val="122019"/>
-          <w:sz w:val="21"/>
-        </w:rPr>
-        <w:t>LINE 端需要自己的 Channel token 與 ngrok 網址，因此不在自動化測試裡。開發時的手動檢查清單如下：</w:t>
       </w:r>
     </w:p>
     <w:p>
@@ -3760,6 +3263,20 @@
           <w:color w:val="122019"/>
           <w:sz w:val="21"/>
         </w:rPr>
+        <w:t>LINE 傳「咖啡 45 元」→ 回覆有累計。</w:t>
+      </w:r>
+    </w:p>
+    <w:p>
+      <w:pPr>
+        <w:pStyle w:val="ListBullet"/>
+        <w:spacing w:after="100" w:line="317" w:lineRule="auto"/>
+      </w:pPr>
+      <w:r>
+        <w:rPr>
+          <w:rFonts w:ascii="Microsoft JhengHei" w:hAnsi="Microsoft JhengHei" w:eastAsia="Microsoft JhengHei"/>
+          <w:color w:val="122019"/>
+          <w:sz w:val="21"/>
+        </w:rPr>
         <w:t>LINE 傳「買牛奶」→ Google Sheet 新增一列。</w:t>
       </w:r>
     </w:p>
@@ -3774,66 +3291,7 @@
           <w:color w:val="122019"/>
           <w:sz w:val="21"/>
         </w:rPr>
-        <w:t>LINE 傳「查 玉山有多高」→ 回覆有答案與來源。</w:t>
-      </w:r>
-    </w:p>
-    <w:p>
-      <w:pPr>
-        <w:pStyle w:val="ListBullet"/>
-        <w:spacing w:after="100" w:line="317" w:lineRule="auto"/>
-      </w:pPr>
-      <w:r>
-        <w:rPr>
-          <w:rFonts w:ascii="Microsoft JhengHei" w:hAnsi="Microsoft JhengHei" w:eastAsia="Microsoft JhengHei"/>
-          <w:color w:val="122019"/>
-          <w:sz w:val="21"/>
-        </w:rPr>
-        <w:t>關掉轉接站 → LINE 端有錯誤提示，不會永久轉圈。</w:t>
-      </w:r>
-    </w:p>
-    <w:p>
-      <w:pPr>
-        <w:pStyle w:val="ListBullet"/>
-        <w:spacing w:after="100" w:line="317" w:lineRule="auto"/>
-      </w:pPr>
-      <w:r>
-        <w:rPr>
-          <w:rFonts w:ascii="Microsoft JhengHei" w:hAnsi="Microsoft JhengHei" w:eastAsia="Microsoft JhengHei"/>
-          <w:color w:val="122019"/>
-          <w:sz w:val="21"/>
-        </w:rPr>
-        <w:t>重新部署 Apps Script 後，Webhook Verify 成功。</w:t>
-      </w:r>
-    </w:p>
-    <w:p>
-      <w:pPr>
-        <w:spacing w:before="100" w:after="140"/>
-        <w:ind w:left="340"/>
-        <w:shd w:fill="F0F8F2"/>
-      </w:pPr>
-      <w:r>
-        <w:rPr>
-          <w:rFonts w:ascii="Microsoft JhengHei" w:hAnsi="Microsoft JhengHei" w:eastAsia="Microsoft JhengHei"/>
-          <w:color w:val="315343"/>
-          <w:sz w:val="19"/>
-        </w:rPr>
-        <w:t xml:space="preserve">交件前為避免把 token 放進 repo 或截圖，LINE 連線設定不寫進報告；回歸測試以同一個 </w:t>
-      </w:r>
-      <w:r>
-        <w:rPr>
-          <w:rFonts w:ascii="Consolas" w:hAnsi="Consolas" w:eastAsia="Consolas"/>
-          <w:color w:val="174D2C"/>
-          <w:sz w:val="16"/>
-        </w:rPr>
-        <w:t>/ask</w:t>
-      </w:r>
-      <w:r>
-        <w:rPr>
-          <w:rFonts w:ascii="Microsoft JhengHei" w:hAnsi="Microsoft JhengHei" w:eastAsia="Microsoft JhengHei"/>
-          <w:color w:val="315343"/>
-          <w:sz w:val="19"/>
-        </w:rPr>
-        <w:t xml:space="preserve"> 流程的展示頁完成。</w:t>
+        <w:t>關閉轉接站 → LINE 端有錯誤提示，不會永久轉圈。</w:t>
       </w:r>
     </w:p>
     <w:p>
@@ -3936,7 +3394,7 @@
           <w:color w:val="122019"/>
           <w:sz w:val="21"/>
         </w:rPr>
-        <w:t>：查資料與記待辦都在 LINE 裡完成，減少了切換 App 的成本。</w:t>
+        <w:t>：記帳與查資料都在 LINE 裡完成，減少切換 App 的成本。</w:t>
       </w:r>
     </w:p>
     <w:p>
@@ -3959,7 +3417,7 @@
           <w:color w:val="122019"/>
           <w:sz w:val="21"/>
         </w:rPr>
-        <w:t>：即使 2B 模型答得不完美，使用者仍能點開來源自己確認。</w:t>
+        <w:t>：「查 …」回答附來源，讓使用者可以自己確認。</w:t>
       </w:r>
     </w:p>
     <w:p>
@@ -3982,30 +3440,7 @@
           <w:color w:val="122019"/>
           <w:sz w:val="21"/>
         </w:rPr>
-        <w:t>：搜尋來源免金鑰，模型在本機跑，沒有逐字費用。</w:t>
-      </w:r>
-    </w:p>
-    <w:p>
-      <w:pPr>
-        <w:pStyle w:val="ListNumber"/>
-        <w:spacing w:after="100" w:line="317" w:lineRule="auto"/>
-      </w:pPr>
-      <w:r>
-        <w:rPr>
-          <w:rFonts w:ascii="Microsoft JhengHei" w:hAnsi="Microsoft JhengHei" w:eastAsia="Microsoft JhengHei"/>
-          <w:b/>
-          <w:color w:val="075F31"/>
-          <w:sz w:val="21"/>
-        </w:rPr>
-        <w:t>有展示頁</w:t>
-      </w:r>
-      <w:r>
-        <w:rPr>
-          <w:rFonts w:ascii="Microsoft JhengHei" w:hAnsi="Microsoft JhengHei" w:eastAsia="Microsoft JhengHei"/>
-          <w:color w:val="122019"/>
-          <w:sz w:val="21"/>
-        </w:rPr>
-        <w:t>：把「需要 token、ngrok、手機」的 demo 風險降到最低，課堂上仍能展示同一套流程。</w:t>
+        <w:t>：記帳完全免 API；查資料只在本機推論，沒有逐字費用。</w:t>
       </w:r>
     </w:p>
     <w:p>
@@ -4043,7 +3478,7 @@
           <w:color w:val="122019"/>
           <w:sz w:val="21"/>
         </w:rPr>
-        <w:t>：休眠、關機或 Ollama 沒啟動，LINE 就查不到。</w:t>
+        <w:t>：休眠、關機或 Ollama 沒啟動，LINE 就記不了帳。</w:t>
       </w:r>
     </w:p>
     <w:p>
@@ -4066,7 +3501,23 @@
           <w:color w:val="122019"/>
           <w:sz w:val="21"/>
         </w:rPr>
-        <w:t>：每次重開都要更新 Apps Script 的轉接站網址。</w:t>
+        <w:t xml:space="preserve">：每次重開都要更新 Apps Script 的 </w:t>
+      </w:r>
+      <w:r>
+        <w:rPr>
+          <w:rFonts w:ascii="Consolas" w:hAnsi="Consolas" w:eastAsia="Consolas"/>
+          <w:color w:val="174D2C"/>
+          <w:sz w:val="18"/>
+        </w:rPr>
+        <w:t>RELAY_SERVER_URL</w:t>
+      </w:r>
+      <w:r>
+        <w:rPr>
+          <w:rFonts w:ascii="Microsoft JhengHei" w:hAnsi="Microsoft JhengHei" w:eastAsia="Microsoft JhengHei"/>
+          <w:color w:val="122019"/>
+          <w:sz w:val="21"/>
+        </w:rPr>
+        <w:t>。</w:t>
       </w:r>
     </w:p>
     <w:p>
@@ -4081,7 +3532,7 @@
           <w:color w:val="075F31"/>
           <w:sz w:val="21"/>
         </w:rPr>
-        <w:t>搜尋深度不足</w:t>
+        <w:t>記帳分類是 heuristic</w:t>
       </w:r>
       <w:r>
         <w:rPr>
@@ -4089,7 +3540,7 @@
           <w:color w:val="122019"/>
           <w:sz w:val="21"/>
         </w:rPr>
-        <w:t>：目前只讀 RSS 標題與 Wikipedia 摘要，沒有抓文章正文；「今天的新聞」可能拿到不夠即時的結果。</w:t>
+        <w:t>：尚未用 AI 做細分類；累計只在本機。</w:t>
       </w:r>
     </w:p>
     <w:p>
@@ -4104,7 +3555,7 @@
           <w:color w:val="075F31"/>
           <w:sz w:val="21"/>
         </w:rPr>
-        <w:t>2B 模型能力有限</w:t>
+        <w:t>2B 模型會出錯</w:t>
       </w:r>
       <w:r>
         <w:rPr>
@@ -4112,7 +3563,7 @@
           <w:color w:val="122019"/>
           <w:sz w:val="21"/>
         </w:rPr>
-        <w:t>：已用 prompt 限制，但仍可能誤解問題或給出過度精簡的答案。</w:t>
+        <w:t>：已用 prompt 限制，但仍可能誤解。</w:t>
       </w:r>
     </w:p>
     <w:p>
@@ -4127,7 +3578,7 @@
           <w:color w:val="075F31"/>
           <w:sz w:val="21"/>
         </w:rPr>
-        <w:t>Webhook 尚未驗證簽章</w:t>
+        <w:t>尚未驗證 LINE 簽章</w:t>
       </w:r>
       <w:r>
         <w:rPr>
@@ -4135,30 +3586,7 @@
           <w:color w:val="122019"/>
           <w:sz w:val="21"/>
         </w:rPr>
-        <w:t>：公開部署後，知道網址的人都能送假事件。這是目前最需要補的安全洞。</w:t>
-      </w:r>
-    </w:p>
-    <w:p>
-      <w:pPr>
-        <w:pStyle w:val="ListNumber"/>
-        <w:spacing w:after="100" w:line="317" w:lineRule="auto"/>
-      </w:pPr>
-      <w:r>
-        <w:rPr>
-          <w:rFonts w:ascii="Microsoft JhengHei" w:hAnsi="Microsoft JhengHei" w:eastAsia="Microsoft JhengHei"/>
-          <w:b/>
-          <w:color w:val="075F31"/>
-          <w:sz w:val="21"/>
-        </w:rPr>
-        <w:t>Google Sheet 會存使用者 ID</w:t>
-      </w:r>
-      <w:r>
-        <w:rPr>
-          <w:rFonts w:ascii="Microsoft JhengHei" w:hAnsi="Microsoft JhengHei" w:eastAsia="Microsoft JhengHei"/>
-          <w:color w:val="122019"/>
-          <w:sz w:val="21"/>
-        </w:rPr>
-        <w:t>：多人使用時要考慮保留期限、存取權限與個資問題。</w:t>
+        <w:t>：公開部署後，任何人知道網址都能送假事件。</w:t>
       </w:r>
     </w:p>
     <w:p>
@@ -4207,7 +3635,7 @@
           <w:color w:val="122019"/>
           <w:sz w:val="21"/>
         </w:rPr>
-        <w:t>：把 ngrok 換成 Cloudflare Tunnel + 固定網域，讓 Webhook 不用每次重設。</w:t>
+        <w:t>：ngrok → Cloudflare Tunnel + 固定網域。</w:t>
       </w:r>
     </w:p>
     <w:p>
@@ -4230,7 +3658,7 @@
           <w:color w:val="122019"/>
           <w:sz w:val="21"/>
         </w:rPr>
-        <w:t xml:space="preserve">：在 Apps Script 驗證 </w:t>
+        <w:t xml:space="preserve">：驗證 </w:t>
       </w:r>
       <w:r>
         <w:rPr>
@@ -4246,7 +3674,7 @@
           <w:color w:val="122019"/>
           <w:sz w:val="21"/>
         </w:rPr>
-        <w:t>，加上 allowlist 或 shared secret。</w:t>
+        <w:t>，加上 allowlist。</w:t>
       </w:r>
     </w:p>
     <w:p>
@@ -4261,7 +3689,7 @@
           <w:color w:val="075F31"/>
           <w:sz w:val="21"/>
         </w:rPr>
-        <w:t>待辦進化</w:t>
+        <w:t>記帳進化</w:t>
       </w:r>
       <w:r>
         <w:rPr>
@@ -4269,7 +3697,30 @@
           <w:color w:val="122019"/>
           <w:sz w:val="21"/>
         </w:rPr>
-        <w:t>：支援「列表／完成／刪除／截止日」，或直接串 Google Tasks。</w:t>
+        <w:t>：改用 AI 分類、預算警示、超標通知。</w:t>
+      </w:r>
+    </w:p>
+    <w:p>
+      <w:pPr>
+        <w:pStyle w:val="ListNumber"/>
+        <w:spacing w:after="100" w:line="317" w:lineRule="auto"/>
+      </w:pPr>
+      <w:r>
+        <w:rPr>
+          <w:rFonts w:ascii="Microsoft JhengHei" w:hAnsi="Microsoft JhengHei" w:eastAsia="Microsoft JhengHei"/>
+          <w:b/>
+          <w:color w:val="075F31"/>
+          <w:sz w:val="21"/>
+        </w:rPr>
+        <w:t>回覆體驗</w:t>
+      </w:r>
+      <w:r>
+        <w:rPr>
+          <w:rFonts w:ascii="Microsoft JhengHei" w:hAnsi="Microsoft JhengHei" w:eastAsia="Microsoft JhengHei"/>
+          <w:color w:val="122019"/>
+          <w:sz w:val="21"/>
+        </w:rPr>
+        <w:t>：LINE Flex Message、圖表化累計。</w:t>
       </w:r>
     </w:p>
     <w:p>
@@ -4292,53 +3743,7 @@
           <w:color w:val="122019"/>
           <w:sz w:val="21"/>
         </w:rPr>
-        <w:t>：抓文章正文、切 chunk、做簡單 RAG，而不是只餵 RSS 摘要。</w:t>
-      </w:r>
-    </w:p>
-    <w:p>
-      <w:pPr>
-        <w:pStyle w:val="ListNumber"/>
-        <w:spacing w:after="100" w:line="317" w:lineRule="auto"/>
-      </w:pPr>
-      <w:r>
-        <w:rPr>
-          <w:rFonts w:ascii="Microsoft JhengHei" w:hAnsi="Microsoft JhengHei" w:eastAsia="Microsoft JhengHei"/>
-          <w:b/>
-          <w:color w:val="075F31"/>
-          <w:sz w:val="21"/>
-        </w:rPr>
-        <w:t>模型 fallback</w:t>
-      </w:r>
-      <w:r>
-        <w:rPr>
-          <w:rFonts w:ascii="Microsoft JhengHei" w:hAnsi="Microsoft JhengHei" w:eastAsia="Microsoft JhengHei"/>
-          <w:color w:val="122019"/>
-          <w:sz w:val="21"/>
-        </w:rPr>
-        <w:t>：電腦關機時改用雲端小模型，讓服務不中斷。</w:t>
-      </w:r>
-    </w:p>
-    <w:p>
-      <w:pPr>
-        <w:pStyle w:val="ListNumber"/>
-        <w:spacing w:after="100" w:line="317" w:lineRule="auto"/>
-      </w:pPr>
-      <w:r>
-        <w:rPr>
-          <w:rFonts w:ascii="Microsoft JhengHei" w:hAnsi="Microsoft JhengHei" w:eastAsia="Microsoft JhengHei"/>
-          <w:b/>
-          <w:color w:val="075F31"/>
-          <w:sz w:val="21"/>
-        </w:rPr>
-        <w:t>回覆體驗</w:t>
-      </w:r>
-      <w:r>
-        <w:rPr>
-          <w:rFonts w:ascii="Microsoft JhengHei" w:hAnsi="Microsoft JhengHei" w:eastAsia="Microsoft JhengHei"/>
-          <w:color w:val="122019"/>
-          <w:sz w:val="21"/>
-        </w:rPr>
-        <w:t>：用 LINE Flex Message 把來源做成按鈕，減少量點與長網址。</w:t>
+        <w:t>：抓文章正文、做 RAG。</w:t>
       </w:r>
     </w:p>
     <w:p>
@@ -4394,7 +3799,7 @@
           <w:color w:val="122019"/>
           <w:sz w:val="21"/>
         </w:rPr>
-        <w:t>，而是周邊的工程：Webhook 逾時、公開網址、搜尋品質、token 管理、錯誤處理，以及「怎麼在課堂上穩定 demo」。一開始我把重點放在模型，後來發現真正讓專案可用的，是非同步回覆、把搜尋結果放進 prompt、以及一個不需要憑證的展示頁。</w:t>
+        <w:t>，而是周邊的工程：Webhook 逾時、公開網址、搜尋品質、token 管理、錯誤處理，以及「怎麼在課堂上穩定 demo」。一開始把重點放在模型，後來發現真正讓專案可用的，是非同步回覆、把搜尋結果放進 prompt、以及一個不需要憑證的展示頁。</w:t>
       </w:r>
     </w:p>
     <w:p>

--- a/docs/專題報告.docx
+++ b/docs/專題報告.docx
@@ -142,7 +142,7 @@
           <w:color w:val="122019"/>
           <w:sz w:val="21"/>
         </w:rPr>
-        <w:t>實際測試中，記帳回覆約 0.3 秒；查資料暖機後一次約 5.5～5.9 秒；冷啟動約 16 秒；11 個單元測試全部通過。</w:t>
+        <w:t>實際測試中，記帳回覆約 0.3 秒；查資料暖機後一次約 5.5～5.9 秒；冷啟動約 16 秒；11 個單元測試全部通過。累計資料支援跨月比較（本月 vs 上個月）。</w:t>
       </w:r>
     </w:p>
     <w:p>
@@ -2058,7 +2058,24 @@
           <w:color w:val="122019"/>
           <w:sz w:val="21"/>
         </w:rPr>
-        <w:t>：回今日累計、本月累計與分類小計。</w:t>
+        <w:t>：回今日累計、本月累計、</w:t>
+      </w:r>
+      <w:r>
+        <w:rPr>
+          <w:rFonts w:ascii="Microsoft JhengHei" w:hAnsi="Microsoft JhengHei" w:eastAsia="Microsoft JhengHei"/>
+          <w:b/>
+          <w:color w:val="075F31"/>
+          <w:sz w:val="21"/>
+        </w:rPr>
+        <w:t>上個月累計</w:t>
+      </w:r>
+      <w:r>
+        <w:rPr>
+          <w:rFonts w:ascii="Microsoft JhengHei" w:hAnsi="Microsoft JhengHei" w:eastAsia="Microsoft JhengHei"/>
+          <w:color w:val="122019"/>
+          <w:sz w:val="21"/>
+        </w:rPr>
+        <w:t>與分類小計（含 last_month_by_category），可用來做跨月比較。</w:t>
       </w:r>
     </w:p>
     <w:p>
@@ -2080,7 +2097,7 @@
           <w:color w:val="122019"/>
           <w:sz w:val="21"/>
         </w:rPr>
-        <w:t>：組回覆文案：「已記帳 咖啡 45 元（飲食）｜今日累計…｜本月累計…」。</w:t>
+        <w:t>：組回覆文案：「已記帳 …｜今日累計…｜本月累計…（上個月累計…）」。</w:t>
       </w:r>
     </w:p>
     <w:p>
